--- a/examples/export/showcase-output/reference/errors.docx
+++ b/examples/export/showcase-output/reference/errors.docx
@@ -23,16 +23,25 @@
         <w:autoSpaceDN/>
       </w:pPr>
       <w:r>
-        <w:t xml:space="preserve">Every error response carries a </w:t>
+        <w:t xml:space="preserve">Every error response has the same shape: an </w:t>
       </w:r>
       <w:r>
         <w:rPr>
           <w:rStyle w:val="CudocCode"/>
         </w:rPr>
+        <w:t xml:space="preserve">error</w:t>
+      </w:r>
+      <w:r>
+        <w:t xml:space="preserve"> object with a </w:t>
+      </w:r>
+      <w:r>
+        <w:rPr>
+          <w:rStyle w:val="CudocCode"/>
+        </w:rPr>
         <w:t xml:space="preserve">code</w:t>
       </w:r>
       <w:r>
-        <w:t xml:space="preserve"> from this table and a human-readable </w:t>
+        <w:t xml:space="preserve"> from the table below, a human-readable </w:t>
       </w:r>
       <w:r>
         <w:rPr>
@@ -41,8 +50,792 @@
         <w:t xml:space="preserve">message</w:t>
       </w:r>
       <w:r>
-        <w:t xml:space="preserve"> that may change between releases; branch on the code, never on the message.</w:t>
-      </w:r>
+        <w:t xml:space="preserve"> that may change between releases, the </w:t>
+      </w:r>
+      <w:r>
+        <w:rPr>
+          <w:rStyle w:val="CudocCode"/>
+        </w:rPr>
+        <w:t xml:space="preserve">requestId</w:t>
+      </w:r>
+      <w:r>
+        <w:t xml:space="preserve"> of the failed request and, for validation errors, a </w:t>
+      </w:r>
+      <w:r>
+        <w:rPr>
+          <w:rStyle w:val="CudocCode"/>
+        </w:rPr>
+        <w:t xml:space="preserve">details</w:t>
+      </w:r>
+      <w:r>
+        <w:t xml:space="preserve"> object naming the parameter. Branch on the code, never on the message.</w:t>
+      </w:r>
+    </w:p>
+    <w:p>
+      <w:pPr>
+        <w:pStyle w:val="CudocCodeBlock"/>
+        <w:overflowPunct/>
+        <w:spacing w:after="0" w:before="210"/>
+        <w:autoSpaceDN/>
+      </w:pPr>
+      <w:r>
+        <w:t xml:space="preserve">{</w:t>
+      </w:r>
+    </w:p>
+    <w:p>
+      <w:pPr>
+        <w:pStyle w:val="CudocCodeBlock"/>
+        <w:overflowPunct/>
+        <w:spacing w:after="0" w:before="0"/>
+        <w:autoSpaceDN/>
+      </w:pPr>
+      <w:r>
+        <w:t xml:space="preserve">  </w:t>
+      </w:r>
+      <w:r>
+        <w:rPr>
+          <w:rStyle w:val="CudocCodeString"/>
+        </w:rPr>
+        <w:t xml:space="preserve">"error"</w:t>
+      </w:r>
+      <w:r>
+        <w:t xml:space="preserve">:</w:t>
+      </w:r>
+      <w:r>
+        <w:t xml:space="preserve"> </w:t>
+      </w:r>
+      <w:r>
+        <w:t xml:space="preserve">{</w:t>
+      </w:r>
+    </w:p>
+    <w:p>
+      <w:pPr>
+        <w:pStyle w:val="CudocCodeBlock"/>
+        <w:overflowPunct/>
+        <w:spacing w:after="0" w:before="0"/>
+        <w:autoSpaceDN/>
+      </w:pPr>
+      <w:r>
+        <w:t xml:space="preserve">    </w:t>
+      </w:r>
+      <w:r>
+        <w:rPr>
+          <w:rStyle w:val="CudocCodeString"/>
+        </w:rPr>
+        <w:t xml:space="preserve">"code"</w:t>
+      </w:r>
+      <w:r>
+        <w:t xml:space="preserve">:</w:t>
+      </w:r>
+      <w:r>
+        <w:t xml:space="preserve"> </w:t>
+      </w:r>
+      <w:r>
+        <w:rPr>
+          <w:rStyle w:val="CudocCodeString"/>
+        </w:rPr>
+        <w:t xml:space="preserve">"parameter_invalid"</w:t>
+      </w:r>
+      <w:r>
+        <w:t xml:space="preserve">,</w:t>
+      </w:r>
+    </w:p>
+    <w:p>
+      <w:pPr>
+        <w:pStyle w:val="CudocCodeBlock"/>
+        <w:overflowPunct/>
+        <w:spacing w:after="0" w:before="0"/>
+        <w:autoSpaceDN/>
+      </w:pPr>
+      <w:r>
+        <w:t xml:space="preserve">    </w:t>
+      </w:r>
+      <w:r>
+        <w:rPr>
+          <w:rStyle w:val="CudocCodeString"/>
+        </w:rPr>
+        <w:t xml:space="preserve">"message"</w:t>
+      </w:r>
+      <w:r>
+        <w:t xml:space="preserve">:</w:t>
+      </w:r>
+      <w:r>
+        <w:t xml:space="preserve"> </w:t>
+      </w:r>
+      <w:r>
+        <w:rPr>
+          <w:rStyle w:val="CudocCodeString"/>
+        </w:rPr>
+        <w:t xml:space="preserve">"hours must be an integer between 1 and 48"</w:t>
+      </w:r>
+      <w:r>
+        <w:t xml:space="preserve">,</w:t>
+      </w:r>
+    </w:p>
+    <w:p>
+      <w:pPr>
+        <w:pStyle w:val="CudocCodeBlock"/>
+        <w:overflowPunct/>
+        <w:spacing w:after="0" w:before="0"/>
+        <w:autoSpaceDN/>
+      </w:pPr>
+      <w:r>
+        <w:t xml:space="preserve">    </w:t>
+      </w:r>
+      <w:r>
+        <w:rPr>
+          <w:rStyle w:val="CudocCodeString"/>
+        </w:rPr>
+        <w:t xml:space="preserve">"requestId"</w:t>
+      </w:r>
+      <w:r>
+        <w:t xml:space="preserve">:</w:t>
+      </w:r>
+      <w:r>
+        <w:t xml:space="preserve"> </w:t>
+      </w:r>
+      <w:r>
+        <w:rPr>
+          <w:rStyle w:val="CudocCodeString"/>
+        </w:rPr>
+        <w:t xml:space="preserve">"req_7f3a9c2e"</w:t>
+      </w:r>
+      <w:r>
+        <w:t xml:space="preserve">,</w:t>
+      </w:r>
+    </w:p>
+    <w:p>
+      <w:pPr>
+        <w:pStyle w:val="CudocCodeBlock"/>
+        <w:overflowPunct/>
+        <w:spacing w:after="0" w:before="0"/>
+        <w:autoSpaceDN/>
+      </w:pPr>
+      <w:r>
+        <w:t xml:space="preserve">    </w:t>
+      </w:r>
+      <w:r>
+        <w:rPr>
+          <w:rStyle w:val="CudocCodeString"/>
+        </w:rPr>
+        <w:t xml:space="preserve">"details"</w:t>
+      </w:r>
+      <w:r>
+        <w:t xml:space="preserve">:</w:t>
+      </w:r>
+      <w:r>
+        <w:t xml:space="preserve"> </w:t>
+      </w:r>
+      <w:r>
+        <w:t xml:space="preserve">{</w:t>
+      </w:r>
+      <w:r>
+        <w:t xml:space="preserve"> </w:t>
+      </w:r>
+      <w:r>
+        <w:rPr>
+          <w:rStyle w:val="CudocCodeString"/>
+        </w:rPr>
+        <w:t xml:space="preserve">"parameter"</w:t>
+      </w:r>
+      <w:r>
+        <w:t xml:space="preserve">:</w:t>
+      </w:r>
+      <w:r>
+        <w:t xml:space="preserve"> </w:t>
+      </w:r>
+      <w:r>
+        <w:rPr>
+          <w:rStyle w:val="CudocCodeString"/>
+        </w:rPr>
+        <w:t xml:space="preserve">"hours"</w:t>
+      </w:r>
+      <w:r>
+        <w:t xml:space="preserve">,</w:t>
+      </w:r>
+      <w:r>
+        <w:t xml:space="preserve"> </w:t>
+      </w:r>
+      <w:r>
+        <w:rPr>
+          <w:rStyle w:val="CudocCodeString"/>
+        </w:rPr>
+        <w:t xml:space="preserve">"received"</w:t>
+      </w:r>
+      <w:r>
+        <w:t xml:space="preserve">:</w:t>
+      </w:r>
+      <w:r>
+        <w:t xml:space="preserve"> </w:t>
+      </w:r>
+      <w:r>
+        <w:rPr>
+          <w:rStyle w:val="CudocCodeString"/>
+        </w:rPr>
+        <w:t xml:space="preserve">"0"</w:t>
+      </w:r>
+      <w:r>
+        <w:t xml:space="preserve"> </w:t>
+      </w:r>
+      <w:r>
+        <w:t xml:space="preserve">}</w:t>
+      </w:r>
+    </w:p>
+    <w:p>
+      <w:pPr>
+        <w:pStyle w:val="CudocCodeBlock"/>
+        <w:overflowPunct/>
+        <w:spacing w:after="0" w:before="0"/>
+        <w:autoSpaceDN/>
+      </w:pPr>
+      <w:r>
+        <w:t xml:space="preserve">  </w:t>
+      </w:r>
+      <w:r>
+        <w:t xml:space="preserve">}</w:t>
+      </w:r>
+    </w:p>
+    <w:p>
+      <w:pPr>
+        <w:pStyle w:val="CudocCodeBlock"/>
+        <w:overflowPunct/>
+        <w:spacing w:after="210" w:before="0"/>
+        <w:autoSpaceDN/>
+      </w:pPr>
+      <w:r>
+        <w:t xml:space="preserve">}</w:t>
+      </w:r>
+    </w:p>
+    <w:tbl>
+      <w:tblPr>
+        <w:tblW w:type="pct" w:w="100%"/>
+        <w:tblBorders>
+          <w:top w:val="single" w:color="E2E8F0" w:sz="4"/>
+          <w:left w:val="none" w:color="auto" w:sz="0"/>
+          <w:bottom w:val="single" w:color="E2E8F0" w:sz="4"/>
+          <w:right w:val="none" w:color="auto" w:sz="0"/>
+          <w:insideH w:val="none" w:color="auto" w:sz="0"/>
+          <w:insideV w:val="none" w:color="auto" w:sz="0"/>
+        </w:tblBorders>
+      </w:tblPr>
+      <w:tblGrid>
+        <w:gridCol w:w="2659"/>
+        <w:gridCol w:w="2659"/>
+        <w:gridCol w:w="4320"/>
+      </w:tblGrid>
+      <w:tr>
+        <w:trPr>
+          <w:cantSplit/>
+          <w:tblHeader/>
+        </w:trPr>
+        <w:tc>
+          <w:tcPr>
+            <w:tcW w:type="dxa" w:w="2659"/>
+            <w:gridSpan w:val="1"/>
+            <w:tcBorders>
+              <w:top w:val="none" w:color="auto" w:sz="0"/>
+              <w:left w:val="none" w:color="auto" w:sz="0"/>
+              <w:bottom w:val="single" w:color="E2E8F0" w:sz="4"/>
+              <w:right w:val="none" w:color="auto" w:sz="0"/>
+            </w:tcBorders>
+            <w:tcMar>
+              <w:top w:type="dxa" w:w="105"/>
+              <w:left w:type="dxa" w:w="158"/>
+              <w:bottom w:type="dxa" w:w="105"/>
+              <w:right w:type="dxa" w:w="158"/>
+            </w:tcMar>
+            <w:vAlign w:val="top"/>
+          </w:tcPr>
+          <w:p>
+            <w:pPr>
+              <w:pStyle w:val="CudocTableHeader"/>
+              <w:overflowPunct/>
+              <w:autoSpaceDN/>
+            </w:pPr>
+            <w:r>
+              <w:t xml:space="preserve">Field</w:t>
+            </w:r>
+          </w:p>
+        </w:tc>
+        <w:tc>
+          <w:tcPr>
+            <w:tcW w:type="dxa" w:w="2659"/>
+            <w:gridSpan w:val="1"/>
+            <w:tcBorders>
+              <w:top w:val="none" w:color="auto" w:sz="0"/>
+              <w:left w:val="none" w:color="auto" w:sz="0"/>
+              <w:bottom w:val="single" w:color="E2E8F0" w:sz="4"/>
+              <w:right w:val="none" w:color="auto" w:sz="0"/>
+            </w:tcBorders>
+            <w:tcMar>
+              <w:top w:type="dxa" w:w="105"/>
+              <w:left w:type="dxa" w:w="158"/>
+              <w:bottom w:type="dxa" w:w="105"/>
+              <w:right w:type="dxa" w:w="158"/>
+            </w:tcMar>
+            <w:vAlign w:val="top"/>
+          </w:tcPr>
+          <w:p>
+            <w:pPr>
+              <w:pStyle w:val="CudocTableHeader"/>
+              <w:overflowPunct/>
+              <w:autoSpaceDN/>
+            </w:pPr>
+            <w:r>
+              <w:t xml:space="preserve">Type</w:t>
+            </w:r>
+          </w:p>
+        </w:tc>
+        <w:tc>
+          <w:tcPr>
+            <w:tcW w:type="dxa" w:w="4320"/>
+            <w:gridSpan w:val="1"/>
+            <w:tcBorders>
+              <w:top w:val="none" w:color="auto" w:sz="0"/>
+              <w:left w:val="none" w:color="auto" w:sz="0"/>
+              <w:bottom w:val="single" w:color="E2E8F0" w:sz="4"/>
+              <w:right w:val="none" w:color="auto" w:sz="0"/>
+            </w:tcBorders>
+            <w:tcMar>
+              <w:top w:type="dxa" w:w="105"/>
+              <w:left w:type="dxa" w:w="158"/>
+              <w:bottom w:type="dxa" w:w="105"/>
+              <w:right w:type="dxa" w:w="158"/>
+            </w:tcMar>
+            <w:vAlign w:val="top"/>
+          </w:tcPr>
+          <w:p>
+            <w:pPr>
+              <w:pStyle w:val="CudocTableHeader"/>
+              <w:overflowPunct/>
+              <w:autoSpaceDN/>
+            </w:pPr>
+            <w:r>
+              <w:t xml:space="preserve">Description</w:t>
+            </w:r>
+          </w:p>
+        </w:tc>
+      </w:tr>
+      <w:tr>
+        <w:trPr>
+          <w:cantSplit/>
+          <w:tblHeader w:val="false"/>
+        </w:trPr>
+        <w:tc>
+          <w:tcPr>
+            <w:tcW w:type="dxa" w:w="2659"/>
+            <w:gridSpan w:val="1"/>
+            <w:tcBorders>
+              <w:top w:val="none" w:color="auto" w:sz="0"/>
+              <w:left w:val="none" w:color="auto" w:sz="0"/>
+              <w:bottom w:val="single" w:color="EEF2F7" w:sz="4"/>
+              <w:right w:val="none" w:color="auto" w:sz="0"/>
+            </w:tcBorders>
+            <w:tcMar>
+              <w:top w:type="dxa" w:w="105"/>
+              <w:left w:type="dxa" w:w="158"/>
+              <w:bottom w:type="dxa" w:w="105"/>
+              <w:right w:type="dxa" w:w="158"/>
+            </w:tcMar>
+            <w:vAlign w:val="top"/>
+          </w:tcPr>
+          <w:p>
+            <w:pPr>
+              <w:pStyle w:val="CudocTableCell"/>
+              <w:overflowPunct/>
+              <w:autoSpaceDN/>
+            </w:pPr>
+            <w:r>
+              <w:rPr>
+                <w:rStyle w:val="CudocCode"/>
+              </w:rPr>
+              <w:t xml:space="preserve">code</w:t>
+            </w:r>
+          </w:p>
+        </w:tc>
+        <w:tc>
+          <w:tcPr>
+            <w:tcW w:type="dxa" w:w="2659"/>
+            <w:gridSpan w:val="1"/>
+            <w:tcBorders>
+              <w:top w:val="none" w:color="auto" w:sz="0"/>
+              <w:left w:val="none" w:color="auto" w:sz="0"/>
+              <w:bottom w:val="single" w:color="EEF2F7" w:sz="4"/>
+              <w:right w:val="none" w:color="auto" w:sz="0"/>
+            </w:tcBorders>
+            <w:tcMar>
+              <w:top w:type="dxa" w:w="105"/>
+              <w:left w:type="dxa" w:w="158"/>
+              <w:bottom w:type="dxa" w:w="105"/>
+              <w:right w:type="dxa" w:w="158"/>
+            </w:tcMar>
+            <w:vAlign w:val="top"/>
+          </w:tcPr>
+          <w:p>
+            <w:pPr>
+              <w:pStyle w:val="CudocTableCell"/>
+              <w:overflowPunct/>
+              <w:autoSpaceDN/>
+            </w:pPr>
+            <w:r>
+              <w:t xml:space="preserve">string</w:t>
+            </w:r>
+          </w:p>
+        </w:tc>
+        <w:tc>
+          <w:tcPr>
+            <w:tcW w:type="dxa" w:w="4320"/>
+            <w:gridSpan w:val="1"/>
+            <w:tcBorders>
+              <w:top w:val="none" w:color="auto" w:sz="0"/>
+              <w:left w:val="none" w:color="auto" w:sz="0"/>
+              <w:bottom w:val="single" w:color="EEF2F7" w:sz="4"/>
+              <w:right w:val="none" w:color="auto" w:sz="0"/>
+            </w:tcBorders>
+            <w:tcMar>
+              <w:top w:type="dxa" w:w="105"/>
+              <w:left w:type="dxa" w:w="158"/>
+              <w:bottom w:type="dxa" w:w="105"/>
+              <w:right w:type="dxa" w:w="158"/>
+            </w:tcMar>
+            <w:vAlign w:val="top"/>
+          </w:tcPr>
+          <w:p>
+            <w:pPr>
+              <w:pStyle w:val="CudocTableCell"/>
+              <w:overflowPunct/>
+              <w:autoSpaceDN/>
+            </w:pPr>
+            <w:r>
+              <w:t xml:space="preserve">One of the codes below. Stable; treat unknown codes as errors.</w:t>
+            </w:r>
+          </w:p>
+        </w:tc>
+      </w:tr>
+      <w:tr>
+        <w:trPr>
+          <w:cantSplit/>
+          <w:tblHeader w:val="false"/>
+        </w:trPr>
+        <w:tc>
+          <w:tcPr>
+            <w:tcW w:type="dxa" w:w="2659"/>
+            <w:gridSpan w:val="1"/>
+            <w:tcBorders>
+              <w:top w:val="none" w:color="auto" w:sz="0"/>
+              <w:left w:val="none" w:color="auto" w:sz="0"/>
+              <w:bottom w:val="single" w:color="EEF2F7" w:sz="4"/>
+              <w:right w:val="none" w:color="auto" w:sz="0"/>
+            </w:tcBorders>
+            <w:shd w:fill="FAFBFD" w:val="clear"/>
+            <w:tcMar>
+              <w:top w:type="dxa" w:w="105"/>
+              <w:left w:type="dxa" w:w="158"/>
+              <w:bottom w:type="dxa" w:w="105"/>
+              <w:right w:type="dxa" w:w="158"/>
+            </w:tcMar>
+            <w:vAlign w:val="top"/>
+          </w:tcPr>
+          <w:p>
+            <w:pPr>
+              <w:pStyle w:val="CudocTableCell"/>
+              <w:overflowPunct/>
+              <w:autoSpaceDN/>
+            </w:pPr>
+            <w:r>
+              <w:rPr>
+                <w:rStyle w:val="CudocCode"/>
+              </w:rPr>
+              <w:t xml:space="preserve">message</w:t>
+            </w:r>
+          </w:p>
+        </w:tc>
+        <w:tc>
+          <w:tcPr>
+            <w:tcW w:type="dxa" w:w="2659"/>
+            <w:gridSpan w:val="1"/>
+            <w:tcBorders>
+              <w:top w:val="none" w:color="auto" w:sz="0"/>
+              <w:left w:val="none" w:color="auto" w:sz="0"/>
+              <w:bottom w:val="single" w:color="EEF2F7" w:sz="4"/>
+              <w:right w:val="none" w:color="auto" w:sz="0"/>
+            </w:tcBorders>
+            <w:shd w:fill="FAFBFD" w:val="clear"/>
+            <w:tcMar>
+              <w:top w:type="dxa" w:w="105"/>
+              <w:left w:type="dxa" w:w="158"/>
+              <w:bottom w:type="dxa" w:w="105"/>
+              <w:right w:type="dxa" w:w="158"/>
+            </w:tcMar>
+            <w:vAlign w:val="top"/>
+          </w:tcPr>
+          <w:p>
+            <w:pPr>
+              <w:pStyle w:val="CudocTableCell"/>
+              <w:overflowPunct/>
+              <w:autoSpaceDN/>
+            </w:pPr>
+            <w:r>
+              <w:t xml:space="preserve">string</w:t>
+            </w:r>
+          </w:p>
+        </w:tc>
+        <w:tc>
+          <w:tcPr>
+            <w:tcW w:type="dxa" w:w="4320"/>
+            <w:gridSpan w:val="1"/>
+            <w:tcBorders>
+              <w:top w:val="none" w:color="auto" w:sz="0"/>
+              <w:left w:val="none" w:color="auto" w:sz="0"/>
+              <w:bottom w:val="single" w:color="EEF2F7" w:sz="4"/>
+              <w:right w:val="none" w:color="auto" w:sz="0"/>
+            </w:tcBorders>
+            <w:shd w:fill="FAFBFD" w:val="clear"/>
+            <w:tcMar>
+              <w:top w:type="dxa" w:w="105"/>
+              <w:left w:type="dxa" w:w="158"/>
+              <w:bottom w:type="dxa" w:w="105"/>
+              <w:right w:type="dxa" w:w="158"/>
+            </w:tcMar>
+            <w:vAlign w:val="top"/>
+          </w:tcPr>
+          <w:p>
+            <w:pPr>
+              <w:pStyle w:val="CudocTableCell"/>
+              <w:overflowPunct/>
+              <w:autoSpaceDN/>
+            </w:pPr>
+            <w:r>
+              <w:t xml:space="preserve">For humans and logs. Not stable.</w:t>
+            </w:r>
+          </w:p>
+        </w:tc>
+      </w:tr>
+      <w:tr>
+        <w:trPr>
+          <w:cantSplit/>
+          <w:tblHeader w:val="false"/>
+        </w:trPr>
+        <w:tc>
+          <w:tcPr>
+            <w:tcW w:type="dxa" w:w="2659"/>
+            <w:gridSpan w:val="1"/>
+            <w:tcBorders>
+              <w:top w:val="none" w:color="auto" w:sz="0"/>
+              <w:left w:val="none" w:color="auto" w:sz="0"/>
+              <w:bottom w:val="single" w:color="EEF2F7" w:sz="4"/>
+              <w:right w:val="none" w:color="auto" w:sz="0"/>
+            </w:tcBorders>
+            <w:tcMar>
+              <w:top w:type="dxa" w:w="105"/>
+              <w:left w:type="dxa" w:w="158"/>
+              <w:bottom w:type="dxa" w:w="105"/>
+              <w:right w:type="dxa" w:w="158"/>
+            </w:tcMar>
+            <w:vAlign w:val="top"/>
+          </w:tcPr>
+          <w:p>
+            <w:pPr>
+              <w:pStyle w:val="CudocTableCell"/>
+              <w:overflowPunct/>
+              <w:autoSpaceDN/>
+            </w:pPr>
+            <w:r>
+              <w:rPr>
+                <w:rStyle w:val="CudocCode"/>
+              </w:rPr>
+              <w:t xml:space="preserve">requestId</w:t>
+            </w:r>
+          </w:p>
+        </w:tc>
+        <w:tc>
+          <w:tcPr>
+            <w:tcW w:type="dxa" w:w="2659"/>
+            <w:gridSpan w:val="1"/>
+            <w:tcBorders>
+              <w:top w:val="none" w:color="auto" w:sz="0"/>
+              <w:left w:val="none" w:color="auto" w:sz="0"/>
+              <w:bottom w:val="single" w:color="EEF2F7" w:sz="4"/>
+              <w:right w:val="none" w:color="auto" w:sz="0"/>
+            </w:tcBorders>
+            <w:tcMar>
+              <w:top w:type="dxa" w:w="105"/>
+              <w:left w:type="dxa" w:w="158"/>
+              <w:bottom w:type="dxa" w:w="105"/>
+              <w:right w:type="dxa" w:w="158"/>
+            </w:tcMar>
+            <w:vAlign w:val="top"/>
+          </w:tcPr>
+          <w:p>
+            <w:pPr>
+              <w:pStyle w:val="CudocTableCell"/>
+              <w:overflowPunct/>
+              <w:autoSpaceDN/>
+            </w:pPr>
+            <w:r>
+              <w:t xml:space="preserve">string</w:t>
+            </w:r>
+          </w:p>
+        </w:tc>
+        <w:tc>
+          <w:tcPr>
+            <w:tcW w:type="dxa" w:w="4320"/>
+            <w:gridSpan w:val="1"/>
+            <w:tcBorders>
+              <w:top w:val="none" w:color="auto" w:sz="0"/>
+              <w:left w:val="none" w:color="auto" w:sz="0"/>
+              <w:bottom w:val="single" w:color="EEF2F7" w:sz="4"/>
+              <w:right w:val="none" w:color="auto" w:sz="0"/>
+            </w:tcBorders>
+            <w:tcMar>
+              <w:top w:type="dxa" w:w="105"/>
+              <w:left w:type="dxa" w:w="158"/>
+              <w:bottom w:type="dxa" w:w="105"/>
+              <w:right w:type="dxa" w:w="158"/>
+            </w:tcMar>
+            <w:vAlign w:val="top"/>
+          </w:tcPr>
+          <w:p>
+            <w:pPr>
+              <w:pStyle w:val="CudocTableCell"/>
+              <w:overflowPunct/>
+              <w:autoSpaceDN/>
+            </w:pPr>
+            <w:r>
+              <w:t xml:space="preserve">Quote it to support. Also sent as the </w:t>
+            </w:r>
+            <w:r>
+              <w:rPr>
+                <w:rStyle w:val="CudocCode"/>
+              </w:rPr>
+              <w:t xml:space="preserve">X-Request-Id</w:t>
+            </w:r>
+            <w:r>
+              <w:t xml:space="preserve"> header.</w:t>
+            </w:r>
+          </w:p>
+        </w:tc>
+      </w:tr>
+      <w:tr>
+        <w:trPr>
+          <w:cantSplit/>
+          <w:tblHeader w:val="false"/>
+        </w:trPr>
+        <w:tc>
+          <w:tcPr>
+            <w:tcW w:type="dxa" w:w="2659"/>
+            <w:gridSpan w:val="1"/>
+            <w:tcBorders>
+              <w:top w:val="none" w:color="auto" w:sz="0"/>
+              <w:left w:val="none" w:color="auto" w:sz="0"/>
+              <w:bottom w:val="none" w:color="auto" w:sz="0"/>
+              <w:right w:val="none" w:color="auto" w:sz="0"/>
+            </w:tcBorders>
+            <w:shd w:fill="FAFBFD" w:val="clear"/>
+            <w:tcMar>
+              <w:top w:type="dxa" w:w="105"/>
+              <w:left w:type="dxa" w:w="158"/>
+              <w:bottom w:type="dxa" w:w="105"/>
+              <w:right w:type="dxa" w:w="158"/>
+            </w:tcMar>
+            <w:vAlign w:val="top"/>
+          </w:tcPr>
+          <w:p>
+            <w:pPr>
+              <w:pStyle w:val="CudocTableCell"/>
+              <w:overflowPunct/>
+              <w:autoSpaceDN/>
+            </w:pPr>
+            <w:r>
+              <w:rPr>
+                <w:rStyle w:val="CudocCode"/>
+              </w:rPr>
+              <w:t xml:space="preserve">details</w:t>
+            </w:r>
+          </w:p>
+        </w:tc>
+        <w:tc>
+          <w:tcPr>
+            <w:tcW w:type="dxa" w:w="2659"/>
+            <w:gridSpan w:val="1"/>
+            <w:tcBorders>
+              <w:top w:val="none" w:color="auto" w:sz="0"/>
+              <w:left w:val="none" w:color="auto" w:sz="0"/>
+              <w:bottom w:val="none" w:color="auto" w:sz="0"/>
+              <w:right w:val="none" w:color="auto" w:sz="0"/>
+            </w:tcBorders>
+            <w:shd w:fill="FAFBFD" w:val="clear"/>
+            <w:tcMar>
+              <w:top w:type="dxa" w:w="105"/>
+              <w:left w:type="dxa" w:w="158"/>
+              <w:bottom w:type="dxa" w:w="105"/>
+              <w:right w:type="dxa" w:w="158"/>
+            </w:tcMar>
+            <w:vAlign w:val="top"/>
+          </w:tcPr>
+          <w:p>
+            <w:pPr>
+              <w:pStyle w:val="CudocTableCell"/>
+              <w:overflowPunct/>
+              <w:autoSpaceDN/>
+            </w:pPr>
+            <w:r>
+              <w:t xml:space="preserve">object</w:t>
+            </w:r>
+          </w:p>
+        </w:tc>
+        <w:tc>
+          <w:tcPr>
+            <w:tcW w:type="dxa" w:w="4320"/>
+            <w:gridSpan w:val="1"/>
+            <w:tcBorders>
+              <w:top w:val="none" w:color="auto" w:sz="0"/>
+              <w:left w:val="none" w:color="auto" w:sz="0"/>
+              <w:bottom w:val="none" w:color="auto" w:sz="0"/>
+              <w:right w:val="none" w:color="auto" w:sz="0"/>
+            </w:tcBorders>
+            <w:shd w:fill="FAFBFD" w:val="clear"/>
+            <w:tcMar>
+              <w:top w:type="dxa" w:w="105"/>
+              <w:left w:type="dxa" w:w="158"/>
+              <w:bottom w:type="dxa" w:w="105"/>
+              <w:right w:type="dxa" w:w="158"/>
+            </w:tcMar>
+            <w:vAlign w:val="top"/>
+          </w:tcPr>
+          <w:p>
+            <w:pPr>
+              <w:pStyle w:val="CudocTableCell"/>
+              <w:overflowPunct/>
+              <w:autoSpaceDN/>
+            </w:pPr>
+            <w:r>
+              <w:t xml:space="preserve">Present on </w:t>
+            </w:r>
+            <w:r>
+              <w:rPr>
+                <w:rStyle w:val="CudocCode"/>
+              </w:rPr>
+              <w:t xml:space="preserve">400</w:t>
+            </w:r>
+            <w:r>
+              <w:t xml:space="preserve"> errors; names the parameter and the value seen.</w:t>
+            </w:r>
+          </w:p>
+        </w:tc>
+      </w:tr>
+    </w:tbl>
+    <w:p>
+      <w:pPr>
+        <w:pStyle w:val="Heading2"/>
+        <w:overflowPunct/>
+        <w:autoSpaceDN/>
+      </w:pPr>
+      <w:bookmarkStart w:name="cudocsO6f53Rm2Nr64JpXfEmpQch9KC" w:id="3"/>
+      <w:r>
+        <w:t xml:space="preserve">All codes</w:t>
+      </w:r>
+      <w:bookmarkEnd w:id="3"/>
     </w:p>
     <w:tbl>
       <w:tblPr>
@@ -217,7 +1010,7 @@
               <w:rPr>
                 <w:rStyle w:val="CudocCode"/>
               </w:rPr>
-              <w:t xml:space="preserve">station_unknown</w:t>
+              <w:t xml:space="preserve">parameter_missing</w:t>
             </w:r>
           </w:p>
         </w:tc>
@@ -246,7 +1039,7 @@
               <w:autoSpaceDN/>
             </w:pPr>
             <w:r>
-              <w:t xml:space="preserve">404</w:t>
+              <w:t xml:space="preserve">400</w:t>
             </w:r>
           </w:p>
         </w:tc>
@@ -275,7 +1068,7 @@
               <w:autoSpaceDN/>
             </w:pPr>
             <w:r>
-              <w:t xml:space="preserve">No station has that code.</w:t>
+              <w:t xml:space="preserve">A required parameter is absent.</w:t>
             </w:r>
           </w:p>
         </w:tc>
@@ -343,7 +1136,7 @@
               <w:rPr>
                 <w:rStyle w:val="CudocCode"/>
               </w:rPr>
-              <w:t xml:space="preserve">station_retired</w:t>
+              <w:t xml:space="preserve">parameter_invalid</w:t>
             </w:r>
           </w:p>
         </w:tc>
@@ -373,7 +1166,7 @@
               <w:autoSpaceDN/>
             </w:pPr>
             <w:r>
-              <w:t xml:space="preserve">410</w:t>
+              <w:t xml:space="preserve">400</w:t>
             </w:r>
           </w:p>
         </w:tc>
@@ -403,7 +1196,7 @@
               <w:autoSpaceDN/>
             </w:pPr>
             <w:r>
-              <w:t xml:space="preserve">The station stopped reporting permanently.</w:t>
+              <w:t xml:space="preserve">A parameter has the wrong type or is out of range.</w:t>
             </w:r>
           </w:p>
         </w:tc>
@@ -471,7 +1264,7 @@
               <w:rPr>
                 <w:rStyle w:val="CudocCode"/>
               </w:rPr>
-              <w:t xml:space="preserve">key_scope</w:t>
+              <w:t xml:space="preserve">range_too_wide</w:t>
             </w:r>
           </w:p>
         </w:tc>
@@ -500,7 +1293,7 @@
               <w:autoSpaceDN/>
             </w:pPr>
             <w:r>
-              <w:t xml:space="preserve">403</w:t>
+              <w:t xml:space="preserve">400</w:t>
             </w:r>
           </w:p>
         </w:tc>
@@ -529,7 +1322,7 @@
               <w:autoSpaceDN/>
             </w:pPr>
             <w:r>
-              <w:t xml:space="preserve">The key's project does not cover the station.</w:t>
+              <w:t xml:space="preserve">A history range is too long for its step or starts before the retention.</w:t>
             </w:r>
           </w:p>
         </w:tc>
@@ -597,7 +1390,7 @@
               <w:rPr>
                 <w:rStyle w:val="CudocCode"/>
               </w:rPr>
-              <w:t xml:space="preserve">rate_limited</w:t>
+              <w:t xml:space="preserve">key_invalid</w:t>
             </w:r>
           </w:p>
         </w:tc>
@@ -627,7 +1420,7 @@
               <w:autoSpaceDN/>
             </w:pPr>
             <w:r>
-              <w:t xml:space="preserve">429</w:t>
+              <w:t xml:space="preserve">401</w:t>
             </w:r>
           </w:p>
         </w:tc>
@@ -657,43 +1450,46 @@
               <w:autoSpaceDN/>
             </w:pPr>
             <w:r>
-              <w:t xml:space="preserve">The window is exhausted.</w:t>
-            </w:r>
-          </w:p>
-        </w:tc>
-        <w:tc>
-          <w:tcPr>
-            <w:tcW w:type="dxa" w:w="1932"/>
-            <w:gridSpan w:val="1"/>
-            <w:tcBorders>
-              <w:top w:val="none" w:color="auto" w:sz="0"/>
-              <w:left w:val="none" w:color="auto" w:sz="0"/>
-              <w:bottom w:val="single" w:color="EEF2F7" w:sz="4"/>
-              <w:right w:val="none" w:color="auto" w:sz="0"/>
-            </w:tcBorders>
-            <w:shd w:fill="FAFBFD" w:val="clear"/>
-            <w:tcMar>
-              <w:top w:type="dxa" w:w="105"/>
-              <w:left w:type="dxa" w:w="158"/>
-              <w:bottom w:type="dxa" w:w="105"/>
-              <w:right w:type="dxa" w:w="158"/>
-            </w:tcMar>
-            <w:vAlign w:val="top"/>
-          </w:tcPr>
-          <w:p>
-            <w:pPr>
-              <w:pStyle w:val="CudocTableCell"/>
-              <w:overflowPunct/>
-              <w:autoSpaceDN/>
-            </w:pPr>
-            <w:r>
-              <w:t xml:space="preserve">After </w:t>
+              <w:t xml:space="preserve">The </w:t>
             </w:r>
             <w:r>
               <w:rPr>
                 <w:rStyle w:val="CudocCode"/>
               </w:rPr>
-              <w:t xml:space="preserve">Retry-After</w:t>
+              <w:t xml:space="preserve">Authorization</w:t>
+            </w:r>
+            <w:r>
+              <w:t xml:space="preserve"> header is missing or malformed.</w:t>
+            </w:r>
+          </w:p>
+        </w:tc>
+        <w:tc>
+          <w:tcPr>
+            <w:tcW w:type="dxa" w:w="1932"/>
+            <w:gridSpan w:val="1"/>
+            <w:tcBorders>
+              <w:top w:val="none" w:color="auto" w:sz="0"/>
+              <w:left w:val="none" w:color="auto" w:sz="0"/>
+              <w:bottom w:val="single" w:color="EEF2F7" w:sz="4"/>
+              <w:right w:val="none" w:color="auto" w:sz="0"/>
+            </w:tcBorders>
+            <w:shd w:fill="FAFBFD" w:val="clear"/>
+            <w:tcMar>
+              <w:top w:type="dxa" w:w="105"/>
+              <w:left w:type="dxa" w:w="158"/>
+              <w:bottom w:type="dxa" w:w="105"/>
+              <w:right w:type="dxa" w:w="158"/>
+            </w:tcMar>
+            <w:vAlign w:val="top"/>
+          </w:tcPr>
+          <w:p>
+            <w:pPr>
+              <w:pStyle w:val="CudocTableCell"/>
+              <w:overflowPunct/>
+              <w:autoSpaceDN/>
+            </w:pPr>
+            <w:r>
+              <w:t xml:space="preserve">No</w:t>
             </w:r>
           </w:p>
         </w:tc>
@@ -710,9 +1506,909 @@
             <w:tcBorders>
               <w:top w:val="none" w:color="auto" w:sz="0"/>
               <w:left w:val="none" w:color="auto" w:sz="0"/>
-              <w:bottom w:val="none" w:color="auto" w:sz="0"/>
-              <w:right w:val="none" w:color="auto" w:sz="0"/>
-            </w:tcBorders>
+              <w:bottom w:val="single" w:color="EEF2F7" w:sz="4"/>
+              <w:right w:val="none" w:color="auto" w:sz="0"/>
+            </w:tcBorders>
+            <w:tcMar>
+              <w:top w:type="dxa" w:w="105"/>
+              <w:left w:type="dxa" w:w="158"/>
+              <w:bottom w:type="dxa" w:w="105"/>
+              <w:right w:type="dxa" w:w="158"/>
+            </w:tcMar>
+            <w:vAlign w:val="top"/>
+          </w:tcPr>
+          <w:p>
+            <w:pPr>
+              <w:pStyle w:val="CudocTableCell"/>
+              <w:overflowPunct/>
+              <w:autoSpaceDN/>
+            </w:pPr>
+            <w:r>
+              <w:rPr>
+                <w:rStyle w:val="CudocCode"/>
+              </w:rPr>
+              <w:t xml:space="preserve">key_revoked</w:t>
+            </w:r>
+          </w:p>
+        </w:tc>
+        <w:tc>
+          <w:tcPr>
+            <w:tcW w:type="dxa" w:w="1932"/>
+            <w:gridSpan w:val="1"/>
+            <w:tcBorders>
+              <w:top w:val="none" w:color="auto" w:sz="0"/>
+              <w:left w:val="none" w:color="auto" w:sz="0"/>
+              <w:bottom w:val="single" w:color="EEF2F7" w:sz="4"/>
+              <w:right w:val="none" w:color="auto" w:sz="0"/>
+            </w:tcBorders>
+            <w:tcMar>
+              <w:top w:type="dxa" w:w="105"/>
+              <w:left w:type="dxa" w:w="158"/>
+              <w:bottom w:type="dxa" w:w="105"/>
+              <w:right w:type="dxa" w:w="158"/>
+            </w:tcMar>
+            <w:vAlign w:val="top"/>
+          </w:tcPr>
+          <w:p>
+            <w:pPr>
+              <w:pStyle w:val="CudocTableCell"/>
+              <w:overflowPunct/>
+              <w:autoSpaceDN/>
+            </w:pPr>
+            <w:r>
+              <w:t xml:space="preserve">401</w:t>
+            </w:r>
+          </w:p>
+        </w:tc>
+        <w:tc>
+          <w:tcPr>
+            <w:tcW w:type="dxa" w:w="3840"/>
+            <w:gridSpan w:val="1"/>
+            <w:tcBorders>
+              <w:top w:val="none" w:color="auto" w:sz="0"/>
+              <w:left w:val="none" w:color="auto" w:sz="0"/>
+              <w:bottom w:val="single" w:color="EEF2F7" w:sz="4"/>
+              <w:right w:val="none" w:color="auto" w:sz="0"/>
+            </w:tcBorders>
+            <w:tcMar>
+              <w:top w:type="dxa" w:w="105"/>
+              <w:left w:type="dxa" w:w="158"/>
+              <w:bottom w:type="dxa" w:w="105"/>
+              <w:right w:type="dxa" w:w="158"/>
+            </w:tcMar>
+            <w:vAlign w:val="top"/>
+          </w:tcPr>
+          <w:p>
+            <w:pPr>
+              <w:pStyle w:val="CudocTableCell"/>
+              <w:overflowPunct/>
+              <w:autoSpaceDN/>
+            </w:pPr>
+            <w:r>
+              <w:t xml:space="preserve">The key was revoked or rotated.</w:t>
+            </w:r>
+          </w:p>
+        </w:tc>
+        <w:tc>
+          <w:tcPr>
+            <w:tcW w:type="dxa" w:w="1932"/>
+            <w:gridSpan w:val="1"/>
+            <w:tcBorders>
+              <w:top w:val="none" w:color="auto" w:sz="0"/>
+              <w:left w:val="none" w:color="auto" w:sz="0"/>
+              <w:bottom w:val="single" w:color="EEF2F7" w:sz="4"/>
+              <w:right w:val="none" w:color="auto" w:sz="0"/>
+            </w:tcBorders>
+            <w:tcMar>
+              <w:top w:type="dxa" w:w="105"/>
+              <w:left w:type="dxa" w:w="158"/>
+              <w:bottom w:type="dxa" w:w="105"/>
+              <w:right w:type="dxa" w:w="158"/>
+            </w:tcMar>
+            <w:vAlign w:val="top"/>
+          </w:tcPr>
+          <w:p>
+            <w:pPr>
+              <w:pStyle w:val="CudocTableCell"/>
+              <w:overflowPunct/>
+              <w:autoSpaceDN/>
+            </w:pPr>
+            <w:r>
+              <w:t xml:space="preserve">No</w:t>
+            </w:r>
+          </w:p>
+        </w:tc>
+      </w:tr>
+      <w:tr>
+        <w:trPr>
+          <w:cantSplit/>
+          <w:tblHeader w:val="false"/>
+        </w:trPr>
+        <w:tc>
+          <w:tcPr>
+            <w:tcW w:type="dxa" w:w="1932"/>
+            <w:gridSpan w:val="1"/>
+            <w:tcBorders>
+              <w:top w:val="none" w:color="auto" w:sz="0"/>
+              <w:left w:val="none" w:color="auto" w:sz="0"/>
+              <w:bottom w:val="single" w:color="EEF2F7" w:sz="4"/>
+              <w:right w:val="none" w:color="auto" w:sz="0"/>
+            </w:tcBorders>
+            <w:shd w:fill="FAFBFD" w:val="clear"/>
+            <w:tcMar>
+              <w:top w:type="dxa" w:w="105"/>
+              <w:left w:type="dxa" w:w="158"/>
+              <w:bottom w:type="dxa" w:w="105"/>
+              <w:right w:type="dxa" w:w="158"/>
+            </w:tcMar>
+            <w:vAlign w:val="top"/>
+          </w:tcPr>
+          <w:p>
+            <w:pPr>
+              <w:pStyle w:val="CudocTableCell"/>
+              <w:overflowPunct/>
+              <w:autoSpaceDN/>
+            </w:pPr>
+            <w:r>
+              <w:rPr>
+                <w:rStyle w:val="CudocCode"/>
+              </w:rPr>
+              <w:t xml:space="preserve">key_scope</w:t>
+            </w:r>
+          </w:p>
+        </w:tc>
+        <w:tc>
+          <w:tcPr>
+            <w:tcW w:type="dxa" w:w="1932"/>
+            <w:gridSpan w:val="1"/>
+            <w:tcBorders>
+              <w:top w:val="none" w:color="auto" w:sz="0"/>
+              <w:left w:val="none" w:color="auto" w:sz="0"/>
+              <w:bottom w:val="single" w:color="EEF2F7" w:sz="4"/>
+              <w:right w:val="none" w:color="auto" w:sz="0"/>
+            </w:tcBorders>
+            <w:shd w:fill="FAFBFD" w:val="clear"/>
+            <w:tcMar>
+              <w:top w:type="dxa" w:w="105"/>
+              <w:left w:type="dxa" w:w="158"/>
+              <w:bottom w:type="dxa" w:w="105"/>
+              <w:right w:type="dxa" w:w="158"/>
+            </w:tcMar>
+            <w:vAlign w:val="top"/>
+          </w:tcPr>
+          <w:p>
+            <w:pPr>
+              <w:pStyle w:val="CudocTableCell"/>
+              <w:overflowPunct/>
+              <w:autoSpaceDN/>
+            </w:pPr>
+            <w:r>
+              <w:t xml:space="preserve">403</w:t>
+            </w:r>
+          </w:p>
+        </w:tc>
+        <w:tc>
+          <w:tcPr>
+            <w:tcW w:type="dxa" w:w="3840"/>
+            <w:gridSpan w:val="1"/>
+            <w:tcBorders>
+              <w:top w:val="none" w:color="auto" w:sz="0"/>
+              <w:left w:val="none" w:color="auto" w:sz="0"/>
+              <w:bottom w:val="single" w:color="EEF2F7" w:sz="4"/>
+              <w:right w:val="none" w:color="auto" w:sz="0"/>
+            </w:tcBorders>
+            <w:shd w:fill="FAFBFD" w:val="clear"/>
+            <w:tcMar>
+              <w:top w:type="dxa" w:w="105"/>
+              <w:left w:type="dxa" w:w="158"/>
+              <w:bottom w:type="dxa" w:w="105"/>
+              <w:right w:type="dxa" w:w="158"/>
+            </w:tcMar>
+            <w:vAlign w:val="top"/>
+          </w:tcPr>
+          <w:p>
+            <w:pPr>
+              <w:pStyle w:val="CudocTableCell"/>
+              <w:overflowPunct/>
+              <w:autoSpaceDN/>
+            </w:pPr>
+            <w:r>
+              <w:t xml:space="preserve">The key's project does not cover the station.</w:t>
+            </w:r>
+          </w:p>
+        </w:tc>
+        <w:tc>
+          <w:tcPr>
+            <w:tcW w:type="dxa" w:w="1932"/>
+            <w:gridSpan w:val="1"/>
+            <w:tcBorders>
+              <w:top w:val="none" w:color="auto" w:sz="0"/>
+              <w:left w:val="none" w:color="auto" w:sz="0"/>
+              <w:bottom w:val="single" w:color="EEF2F7" w:sz="4"/>
+              <w:right w:val="none" w:color="auto" w:sz="0"/>
+            </w:tcBorders>
+            <w:shd w:fill="FAFBFD" w:val="clear"/>
+            <w:tcMar>
+              <w:top w:type="dxa" w:w="105"/>
+              <w:left w:type="dxa" w:w="158"/>
+              <w:bottom w:type="dxa" w:w="105"/>
+              <w:right w:type="dxa" w:w="158"/>
+            </w:tcMar>
+            <w:vAlign w:val="top"/>
+          </w:tcPr>
+          <w:p>
+            <w:pPr>
+              <w:pStyle w:val="CudocTableCell"/>
+              <w:overflowPunct/>
+              <w:autoSpaceDN/>
+            </w:pPr>
+            <w:r>
+              <w:t xml:space="preserve">No</w:t>
+            </w:r>
+          </w:p>
+        </w:tc>
+      </w:tr>
+      <w:tr>
+        <w:trPr>
+          <w:cantSplit/>
+          <w:tblHeader w:val="false"/>
+        </w:trPr>
+        <w:tc>
+          <w:tcPr>
+            <w:tcW w:type="dxa" w:w="1932"/>
+            <w:gridSpan w:val="1"/>
+            <w:tcBorders>
+              <w:top w:val="none" w:color="auto" w:sz="0"/>
+              <w:left w:val="none" w:color="auto" w:sz="0"/>
+              <w:bottom w:val="single" w:color="EEF2F7" w:sz="4"/>
+              <w:right w:val="none" w:color="auto" w:sz="0"/>
+            </w:tcBorders>
+            <w:tcMar>
+              <w:top w:type="dxa" w:w="105"/>
+              <w:left w:type="dxa" w:w="158"/>
+              <w:bottom w:type="dxa" w:w="105"/>
+              <w:right w:type="dxa" w:w="158"/>
+            </w:tcMar>
+            <w:vAlign w:val="top"/>
+          </w:tcPr>
+          <w:p>
+            <w:pPr>
+              <w:pStyle w:val="CudocTableCell"/>
+              <w:overflowPunct/>
+              <w:autoSpaceDN/>
+            </w:pPr>
+            <w:r>
+              <w:rPr>
+                <w:rStyle w:val="CudocCode"/>
+              </w:rPr>
+              <w:t xml:space="preserve">plan_required</w:t>
+            </w:r>
+          </w:p>
+        </w:tc>
+        <w:tc>
+          <w:tcPr>
+            <w:tcW w:type="dxa" w:w="1932"/>
+            <w:gridSpan w:val="1"/>
+            <w:tcBorders>
+              <w:top w:val="none" w:color="auto" w:sz="0"/>
+              <w:left w:val="none" w:color="auto" w:sz="0"/>
+              <w:bottom w:val="single" w:color="EEF2F7" w:sz="4"/>
+              <w:right w:val="none" w:color="auto" w:sz="0"/>
+            </w:tcBorders>
+            <w:tcMar>
+              <w:top w:type="dxa" w:w="105"/>
+              <w:left w:type="dxa" w:w="158"/>
+              <w:bottom w:type="dxa" w:w="105"/>
+              <w:right w:type="dxa" w:w="158"/>
+            </w:tcMar>
+            <w:vAlign w:val="top"/>
+          </w:tcPr>
+          <w:p>
+            <w:pPr>
+              <w:pStyle w:val="CudocTableCell"/>
+              <w:overflowPunct/>
+              <w:autoSpaceDN/>
+            </w:pPr>
+            <w:r>
+              <w:t xml:space="preserve">403</w:t>
+            </w:r>
+          </w:p>
+        </w:tc>
+        <w:tc>
+          <w:tcPr>
+            <w:tcW w:type="dxa" w:w="3840"/>
+            <w:gridSpan w:val="1"/>
+            <w:tcBorders>
+              <w:top w:val="none" w:color="auto" w:sz="0"/>
+              <w:left w:val="none" w:color="auto" w:sz="0"/>
+              <w:bottom w:val="single" w:color="EEF2F7" w:sz="4"/>
+              <w:right w:val="none" w:color="auto" w:sz="0"/>
+            </w:tcBorders>
+            <w:tcMar>
+              <w:top w:type="dxa" w:w="105"/>
+              <w:left w:type="dxa" w:w="158"/>
+              <w:bottom w:type="dxa" w:w="105"/>
+              <w:right w:type="dxa" w:w="158"/>
+            </w:tcMar>
+            <w:vAlign w:val="top"/>
+          </w:tcPr>
+          <w:p>
+            <w:pPr>
+              <w:pStyle w:val="CudocTableCell"/>
+              <w:overflowPunct/>
+              <w:autoSpaceDN/>
+            </w:pPr>
+            <w:r>
+              <w:t xml:space="preserve">The endpoint or the horizon needs a higher plan.</w:t>
+            </w:r>
+          </w:p>
+        </w:tc>
+        <w:tc>
+          <w:tcPr>
+            <w:tcW w:type="dxa" w:w="1932"/>
+            <w:gridSpan w:val="1"/>
+            <w:tcBorders>
+              <w:top w:val="none" w:color="auto" w:sz="0"/>
+              <w:left w:val="none" w:color="auto" w:sz="0"/>
+              <w:bottom w:val="single" w:color="EEF2F7" w:sz="4"/>
+              <w:right w:val="none" w:color="auto" w:sz="0"/>
+            </w:tcBorders>
+            <w:tcMar>
+              <w:top w:type="dxa" w:w="105"/>
+              <w:left w:type="dxa" w:w="158"/>
+              <w:bottom w:type="dxa" w:w="105"/>
+              <w:right w:type="dxa" w:w="158"/>
+            </w:tcMar>
+            <w:vAlign w:val="top"/>
+          </w:tcPr>
+          <w:p>
+            <w:pPr>
+              <w:pStyle w:val="CudocTableCell"/>
+              <w:overflowPunct/>
+              <w:autoSpaceDN/>
+            </w:pPr>
+            <w:r>
+              <w:t xml:space="preserve">No</w:t>
+            </w:r>
+          </w:p>
+        </w:tc>
+      </w:tr>
+      <w:tr>
+        <w:trPr>
+          <w:cantSplit/>
+          <w:tblHeader w:val="false"/>
+        </w:trPr>
+        <w:tc>
+          <w:tcPr>
+            <w:tcW w:type="dxa" w:w="1932"/>
+            <w:gridSpan w:val="1"/>
+            <w:tcBorders>
+              <w:top w:val="none" w:color="auto" w:sz="0"/>
+              <w:left w:val="none" w:color="auto" w:sz="0"/>
+              <w:bottom w:val="single" w:color="EEF2F7" w:sz="4"/>
+              <w:right w:val="none" w:color="auto" w:sz="0"/>
+            </w:tcBorders>
+            <w:shd w:fill="FAFBFD" w:val="clear"/>
+            <w:tcMar>
+              <w:top w:type="dxa" w:w="105"/>
+              <w:left w:type="dxa" w:w="158"/>
+              <w:bottom w:type="dxa" w:w="105"/>
+              <w:right w:type="dxa" w:w="158"/>
+            </w:tcMar>
+            <w:vAlign w:val="top"/>
+          </w:tcPr>
+          <w:p>
+            <w:pPr>
+              <w:pStyle w:val="CudocTableCell"/>
+              <w:overflowPunct/>
+              <w:autoSpaceDN/>
+            </w:pPr>
+            <w:r>
+              <w:rPr>
+                <w:rStyle w:val="CudocCode"/>
+              </w:rPr>
+              <w:t xml:space="preserve">station_unknown</w:t>
+            </w:r>
+          </w:p>
+        </w:tc>
+        <w:tc>
+          <w:tcPr>
+            <w:tcW w:type="dxa" w:w="1932"/>
+            <w:gridSpan w:val="1"/>
+            <w:tcBorders>
+              <w:top w:val="none" w:color="auto" w:sz="0"/>
+              <w:left w:val="none" w:color="auto" w:sz="0"/>
+              <w:bottom w:val="single" w:color="EEF2F7" w:sz="4"/>
+              <w:right w:val="none" w:color="auto" w:sz="0"/>
+            </w:tcBorders>
+            <w:shd w:fill="FAFBFD" w:val="clear"/>
+            <w:tcMar>
+              <w:top w:type="dxa" w:w="105"/>
+              <w:left w:type="dxa" w:w="158"/>
+              <w:bottom w:type="dxa" w:w="105"/>
+              <w:right w:type="dxa" w:w="158"/>
+            </w:tcMar>
+            <w:vAlign w:val="top"/>
+          </w:tcPr>
+          <w:p>
+            <w:pPr>
+              <w:pStyle w:val="CudocTableCell"/>
+              <w:overflowPunct/>
+              <w:autoSpaceDN/>
+            </w:pPr>
+            <w:r>
+              <w:t xml:space="preserve">404</w:t>
+            </w:r>
+          </w:p>
+        </w:tc>
+        <w:tc>
+          <w:tcPr>
+            <w:tcW w:type="dxa" w:w="3840"/>
+            <w:gridSpan w:val="1"/>
+            <w:tcBorders>
+              <w:top w:val="none" w:color="auto" w:sz="0"/>
+              <w:left w:val="none" w:color="auto" w:sz="0"/>
+              <w:bottom w:val="single" w:color="EEF2F7" w:sz="4"/>
+              <w:right w:val="none" w:color="auto" w:sz="0"/>
+            </w:tcBorders>
+            <w:shd w:fill="FAFBFD" w:val="clear"/>
+            <w:tcMar>
+              <w:top w:type="dxa" w:w="105"/>
+              <w:left w:type="dxa" w:w="158"/>
+              <w:bottom w:type="dxa" w:w="105"/>
+              <w:right w:type="dxa" w:w="158"/>
+            </w:tcMar>
+            <w:vAlign w:val="top"/>
+          </w:tcPr>
+          <w:p>
+            <w:pPr>
+              <w:pStyle w:val="CudocTableCell"/>
+              <w:overflowPunct/>
+              <w:autoSpaceDN/>
+            </w:pPr>
+            <w:r>
+              <w:t xml:space="preserve">No station has that code.</w:t>
+            </w:r>
+          </w:p>
+        </w:tc>
+        <w:tc>
+          <w:tcPr>
+            <w:tcW w:type="dxa" w:w="1932"/>
+            <w:gridSpan w:val="1"/>
+            <w:tcBorders>
+              <w:top w:val="none" w:color="auto" w:sz="0"/>
+              <w:left w:val="none" w:color="auto" w:sz="0"/>
+              <w:bottom w:val="single" w:color="EEF2F7" w:sz="4"/>
+              <w:right w:val="none" w:color="auto" w:sz="0"/>
+            </w:tcBorders>
+            <w:shd w:fill="FAFBFD" w:val="clear"/>
+            <w:tcMar>
+              <w:top w:type="dxa" w:w="105"/>
+              <w:left w:type="dxa" w:w="158"/>
+              <w:bottom w:type="dxa" w:w="105"/>
+              <w:right w:type="dxa" w:w="158"/>
+            </w:tcMar>
+            <w:vAlign w:val="top"/>
+          </w:tcPr>
+          <w:p>
+            <w:pPr>
+              <w:pStyle w:val="CudocTableCell"/>
+              <w:overflowPunct/>
+              <w:autoSpaceDN/>
+            </w:pPr>
+            <w:r>
+              <w:t xml:space="preserve">No</w:t>
+            </w:r>
+          </w:p>
+        </w:tc>
+      </w:tr>
+      <w:tr>
+        <w:trPr>
+          <w:cantSplit/>
+          <w:tblHeader w:val="false"/>
+        </w:trPr>
+        <w:tc>
+          <w:tcPr>
+            <w:tcW w:type="dxa" w:w="1932"/>
+            <w:gridSpan w:val="1"/>
+            <w:tcBorders>
+              <w:top w:val="none" w:color="auto" w:sz="0"/>
+              <w:left w:val="none" w:color="auto" w:sz="0"/>
+              <w:bottom w:val="single" w:color="EEF2F7" w:sz="4"/>
+              <w:right w:val="none" w:color="auto" w:sz="0"/>
+            </w:tcBorders>
+            <w:tcMar>
+              <w:top w:type="dxa" w:w="105"/>
+              <w:left w:type="dxa" w:w="158"/>
+              <w:bottom w:type="dxa" w:w="105"/>
+              <w:right w:type="dxa" w:w="158"/>
+            </w:tcMar>
+            <w:vAlign w:val="top"/>
+          </w:tcPr>
+          <w:p>
+            <w:pPr>
+              <w:pStyle w:val="CudocTableCell"/>
+              <w:overflowPunct/>
+              <w:autoSpaceDN/>
+            </w:pPr>
+            <w:r>
+              <w:rPr>
+                <w:rStyle w:val="CudocCode"/>
+              </w:rPr>
+              <w:t xml:space="preserve">not_acceptable</w:t>
+            </w:r>
+          </w:p>
+        </w:tc>
+        <w:tc>
+          <w:tcPr>
+            <w:tcW w:type="dxa" w:w="1932"/>
+            <w:gridSpan w:val="1"/>
+            <w:tcBorders>
+              <w:top w:val="none" w:color="auto" w:sz="0"/>
+              <w:left w:val="none" w:color="auto" w:sz="0"/>
+              <w:bottom w:val="single" w:color="EEF2F7" w:sz="4"/>
+              <w:right w:val="none" w:color="auto" w:sz="0"/>
+            </w:tcBorders>
+            <w:tcMar>
+              <w:top w:type="dxa" w:w="105"/>
+              <w:left w:type="dxa" w:w="158"/>
+              <w:bottom w:type="dxa" w:w="105"/>
+              <w:right w:type="dxa" w:w="158"/>
+            </w:tcMar>
+            <w:vAlign w:val="top"/>
+          </w:tcPr>
+          <w:p>
+            <w:pPr>
+              <w:pStyle w:val="CudocTableCell"/>
+              <w:overflowPunct/>
+              <w:autoSpaceDN/>
+            </w:pPr>
+            <w:r>
+              <w:t xml:space="preserve">406</w:t>
+            </w:r>
+          </w:p>
+        </w:tc>
+        <w:tc>
+          <w:tcPr>
+            <w:tcW w:type="dxa" w:w="3840"/>
+            <w:gridSpan w:val="1"/>
+            <w:tcBorders>
+              <w:top w:val="none" w:color="auto" w:sz="0"/>
+              <w:left w:val="none" w:color="auto" w:sz="0"/>
+              <w:bottom w:val="single" w:color="EEF2F7" w:sz="4"/>
+              <w:right w:val="none" w:color="auto" w:sz="0"/>
+            </w:tcBorders>
+            <w:tcMar>
+              <w:top w:type="dxa" w:w="105"/>
+              <w:left w:type="dxa" w:w="158"/>
+              <w:bottom w:type="dxa" w:w="105"/>
+              <w:right w:type="dxa" w:w="158"/>
+            </w:tcMar>
+            <w:vAlign w:val="top"/>
+          </w:tcPr>
+          <w:p>
+            <w:pPr>
+              <w:pStyle w:val="CudocTableCell"/>
+              <w:overflowPunct/>
+              <w:autoSpaceDN/>
+            </w:pPr>
+            <w:r>
+              <w:rPr>
+                <w:rStyle w:val="CudocCode"/>
+              </w:rPr>
+              <w:t xml:space="preserve">Accept</w:t>
+            </w:r>
+            <w:r>
+              <w:t xml:space="preserve"> names a representation other than JSON.</w:t>
+            </w:r>
+          </w:p>
+        </w:tc>
+        <w:tc>
+          <w:tcPr>
+            <w:tcW w:type="dxa" w:w="1932"/>
+            <w:gridSpan w:val="1"/>
+            <w:tcBorders>
+              <w:top w:val="none" w:color="auto" w:sz="0"/>
+              <w:left w:val="none" w:color="auto" w:sz="0"/>
+              <w:bottom w:val="single" w:color="EEF2F7" w:sz="4"/>
+              <w:right w:val="none" w:color="auto" w:sz="0"/>
+            </w:tcBorders>
+            <w:tcMar>
+              <w:top w:type="dxa" w:w="105"/>
+              <w:left w:type="dxa" w:w="158"/>
+              <w:bottom w:type="dxa" w:w="105"/>
+              <w:right w:type="dxa" w:w="158"/>
+            </w:tcMar>
+            <w:vAlign w:val="top"/>
+          </w:tcPr>
+          <w:p>
+            <w:pPr>
+              <w:pStyle w:val="CudocTableCell"/>
+              <w:overflowPunct/>
+              <w:autoSpaceDN/>
+            </w:pPr>
+            <w:r>
+              <w:t xml:space="preserve">No</w:t>
+            </w:r>
+          </w:p>
+        </w:tc>
+      </w:tr>
+      <w:tr>
+        <w:trPr>
+          <w:cantSplit/>
+          <w:tblHeader w:val="false"/>
+        </w:trPr>
+        <w:tc>
+          <w:tcPr>
+            <w:tcW w:type="dxa" w:w="1932"/>
+            <w:gridSpan w:val="1"/>
+            <w:tcBorders>
+              <w:top w:val="none" w:color="auto" w:sz="0"/>
+              <w:left w:val="none" w:color="auto" w:sz="0"/>
+              <w:bottom w:val="single" w:color="EEF2F7" w:sz="4"/>
+              <w:right w:val="none" w:color="auto" w:sz="0"/>
+            </w:tcBorders>
+            <w:shd w:fill="FAFBFD" w:val="clear"/>
+            <w:tcMar>
+              <w:top w:type="dxa" w:w="105"/>
+              <w:left w:type="dxa" w:w="158"/>
+              <w:bottom w:type="dxa" w:w="105"/>
+              <w:right w:type="dxa" w:w="158"/>
+            </w:tcMar>
+            <w:vAlign w:val="top"/>
+          </w:tcPr>
+          <w:p>
+            <w:pPr>
+              <w:pStyle w:val="CudocTableCell"/>
+              <w:overflowPunct/>
+              <w:autoSpaceDN/>
+            </w:pPr>
+            <w:r>
+              <w:rPr>
+                <w:rStyle w:val="CudocCode"/>
+              </w:rPr>
+              <w:t xml:space="preserve">station_retired</w:t>
+            </w:r>
+          </w:p>
+        </w:tc>
+        <w:tc>
+          <w:tcPr>
+            <w:tcW w:type="dxa" w:w="1932"/>
+            <w:gridSpan w:val="1"/>
+            <w:tcBorders>
+              <w:top w:val="none" w:color="auto" w:sz="0"/>
+              <w:left w:val="none" w:color="auto" w:sz="0"/>
+              <w:bottom w:val="single" w:color="EEF2F7" w:sz="4"/>
+              <w:right w:val="none" w:color="auto" w:sz="0"/>
+            </w:tcBorders>
+            <w:shd w:fill="FAFBFD" w:val="clear"/>
+            <w:tcMar>
+              <w:top w:type="dxa" w:w="105"/>
+              <w:left w:type="dxa" w:w="158"/>
+              <w:bottom w:type="dxa" w:w="105"/>
+              <w:right w:type="dxa" w:w="158"/>
+            </w:tcMar>
+            <w:vAlign w:val="top"/>
+          </w:tcPr>
+          <w:p>
+            <w:pPr>
+              <w:pStyle w:val="CudocTableCell"/>
+              <w:overflowPunct/>
+              <w:autoSpaceDN/>
+            </w:pPr>
+            <w:r>
+              <w:t xml:space="preserve">410</w:t>
+            </w:r>
+          </w:p>
+        </w:tc>
+        <w:tc>
+          <w:tcPr>
+            <w:tcW w:type="dxa" w:w="3840"/>
+            <w:gridSpan w:val="1"/>
+            <w:tcBorders>
+              <w:top w:val="none" w:color="auto" w:sz="0"/>
+              <w:left w:val="none" w:color="auto" w:sz="0"/>
+              <w:bottom w:val="single" w:color="EEF2F7" w:sz="4"/>
+              <w:right w:val="none" w:color="auto" w:sz="0"/>
+            </w:tcBorders>
+            <w:shd w:fill="FAFBFD" w:val="clear"/>
+            <w:tcMar>
+              <w:top w:type="dxa" w:w="105"/>
+              <w:left w:type="dxa" w:w="158"/>
+              <w:bottom w:type="dxa" w:w="105"/>
+              <w:right w:type="dxa" w:w="158"/>
+            </w:tcMar>
+            <w:vAlign w:val="top"/>
+          </w:tcPr>
+          <w:p>
+            <w:pPr>
+              <w:pStyle w:val="CudocTableCell"/>
+              <w:overflowPunct/>
+              <w:autoSpaceDN/>
+            </w:pPr>
+            <w:r>
+              <w:t xml:space="preserve">The station stopped reporting permanently.</w:t>
+            </w:r>
+          </w:p>
+        </w:tc>
+        <w:tc>
+          <w:tcPr>
+            <w:tcW w:type="dxa" w:w="1932"/>
+            <w:gridSpan w:val="1"/>
+            <w:tcBorders>
+              <w:top w:val="none" w:color="auto" w:sz="0"/>
+              <w:left w:val="none" w:color="auto" w:sz="0"/>
+              <w:bottom w:val="single" w:color="EEF2F7" w:sz="4"/>
+              <w:right w:val="none" w:color="auto" w:sz="0"/>
+            </w:tcBorders>
+            <w:shd w:fill="FAFBFD" w:val="clear"/>
+            <w:tcMar>
+              <w:top w:type="dxa" w:w="105"/>
+              <w:left w:type="dxa" w:w="158"/>
+              <w:bottom w:type="dxa" w:w="105"/>
+              <w:right w:type="dxa" w:w="158"/>
+            </w:tcMar>
+            <w:vAlign w:val="top"/>
+          </w:tcPr>
+          <w:p>
+            <w:pPr>
+              <w:pStyle w:val="CudocTableCell"/>
+              <w:overflowPunct/>
+              <w:autoSpaceDN/>
+            </w:pPr>
+            <w:r>
+              <w:t xml:space="preserve">No</w:t>
+            </w:r>
+          </w:p>
+        </w:tc>
+      </w:tr>
+      <w:tr>
+        <w:trPr>
+          <w:cantSplit/>
+          <w:tblHeader w:val="false"/>
+        </w:trPr>
+        <w:tc>
+          <w:tcPr>
+            <w:tcW w:type="dxa" w:w="1932"/>
+            <w:gridSpan w:val="1"/>
+            <w:tcBorders>
+              <w:top w:val="none" w:color="auto" w:sz="0"/>
+              <w:left w:val="none" w:color="auto" w:sz="0"/>
+              <w:bottom w:val="single" w:color="EEF2F7" w:sz="4"/>
+              <w:right w:val="none" w:color="auto" w:sz="0"/>
+            </w:tcBorders>
+            <w:tcMar>
+              <w:top w:type="dxa" w:w="105"/>
+              <w:left w:type="dxa" w:w="158"/>
+              <w:bottom w:type="dxa" w:w="105"/>
+              <w:right w:type="dxa" w:w="158"/>
+            </w:tcMar>
+            <w:vAlign w:val="top"/>
+          </w:tcPr>
+          <w:p>
+            <w:pPr>
+              <w:pStyle w:val="CudocTableCell"/>
+              <w:overflowPunct/>
+              <w:autoSpaceDN/>
+            </w:pPr>
+            <w:r>
+              <w:rPr>
+                <w:rStyle w:val="CudocCode"/>
+              </w:rPr>
+              <w:t xml:space="preserve">rate_limited</w:t>
+            </w:r>
+          </w:p>
+        </w:tc>
+        <w:tc>
+          <w:tcPr>
+            <w:tcW w:type="dxa" w:w="1932"/>
+            <w:gridSpan w:val="1"/>
+            <w:tcBorders>
+              <w:top w:val="none" w:color="auto" w:sz="0"/>
+              <w:left w:val="none" w:color="auto" w:sz="0"/>
+              <w:bottom w:val="single" w:color="EEF2F7" w:sz="4"/>
+              <w:right w:val="none" w:color="auto" w:sz="0"/>
+            </w:tcBorders>
+            <w:tcMar>
+              <w:top w:type="dxa" w:w="105"/>
+              <w:left w:type="dxa" w:w="158"/>
+              <w:bottom w:type="dxa" w:w="105"/>
+              <w:right w:type="dxa" w:w="158"/>
+            </w:tcMar>
+            <w:vAlign w:val="top"/>
+          </w:tcPr>
+          <w:p>
+            <w:pPr>
+              <w:pStyle w:val="CudocTableCell"/>
+              <w:overflowPunct/>
+              <w:autoSpaceDN/>
+            </w:pPr>
+            <w:r>
+              <w:t xml:space="preserve">429</w:t>
+            </w:r>
+          </w:p>
+        </w:tc>
+        <w:tc>
+          <w:tcPr>
+            <w:tcW w:type="dxa" w:w="3840"/>
+            <w:gridSpan w:val="1"/>
+            <w:tcBorders>
+              <w:top w:val="none" w:color="auto" w:sz="0"/>
+              <w:left w:val="none" w:color="auto" w:sz="0"/>
+              <w:bottom w:val="single" w:color="EEF2F7" w:sz="4"/>
+              <w:right w:val="none" w:color="auto" w:sz="0"/>
+            </w:tcBorders>
+            <w:tcMar>
+              <w:top w:type="dxa" w:w="105"/>
+              <w:left w:type="dxa" w:w="158"/>
+              <w:bottom w:type="dxa" w:w="105"/>
+              <w:right w:type="dxa" w:w="158"/>
+            </w:tcMar>
+            <w:vAlign w:val="top"/>
+          </w:tcPr>
+          <w:p>
+            <w:pPr>
+              <w:pStyle w:val="CudocTableCell"/>
+              <w:overflowPunct/>
+              <w:autoSpaceDN/>
+            </w:pPr>
+            <w:r>
+              <w:t xml:space="preserve">The window is exhausted.</w:t>
+            </w:r>
+          </w:p>
+        </w:tc>
+        <w:tc>
+          <w:tcPr>
+            <w:tcW w:type="dxa" w:w="1932"/>
+            <w:gridSpan w:val="1"/>
+            <w:tcBorders>
+              <w:top w:val="none" w:color="auto" w:sz="0"/>
+              <w:left w:val="none" w:color="auto" w:sz="0"/>
+              <w:bottom w:val="single" w:color="EEF2F7" w:sz="4"/>
+              <w:right w:val="none" w:color="auto" w:sz="0"/>
+            </w:tcBorders>
+            <w:tcMar>
+              <w:top w:type="dxa" w:w="105"/>
+              <w:left w:type="dxa" w:w="158"/>
+              <w:bottom w:type="dxa" w:w="105"/>
+              <w:right w:type="dxa" w:w="158"/>
+            </w:tcMar>
+            <w:vAlign w:val="top"/>
+          </w:tcPr>
+          <w:p>
+            <w:pPr>
+              <w:pStyle w:val="CudocTableCell"/>
+              <w:overflowPunct/>
+              <w:autoSpaceDN/>
+            </w:pPr>
+            <w:r>
+              <w:t xml:space="preserve">After </w:t>
+            </w:r>
+            <w:r>
+              <w:rPr>
+                <w:rStyle w:val="CudocCode"/>
+              </w:rPr>
+              <w:t xml:space="preserve">Retry-After</w:t>
+            </w:r>
+          </w:p>
+        </w:tc>
+      </w:tr>
+      <w:tr>
+        <w:trPr>
+          <w:cantSplit/>
+          <w:tblHeader w:val="false"/>
+        </w:trPr>
+        <w:tc>
+          <w:tcPr>
+            <w:tcW w:type="dxa" w:w="1932"/>
+            <w:gridSpan w:val="1"/>
+            <w:tcBorders>
+              <w:top w:val="none" w:color="auto" w:sz="0"/>
+              <w:left w:val="none" w:color="auto" w:sz="0"/>
+              <w:bottom w:val="single" w:color="EEF2F7" w:sz="4"/>
+              <w:right w:val="none" w:color="auto" w:sz="0"/>
+            </w:tcBorders>
+            <w:shd w:fill="FAFBFD" w:val="clear"/>
             <w:tcMar>
               <w:top w:type="dxa" w:w="105"/>
               <w:left w:type="dxa" w:w="158"/>
@@ -742,6 +2438,102 @@
             <w:tcBorders>
               <w:top w:val="none" w:color="auto" w:sz="0"/>
               <w:left w:val="none" w:color="auto" w:sz="0"/>
+              <w:bottom w:val="single" w:color="EEF2F7" w:sz="4"/>
+              <w:right w:val="none" w:color="auto" w:sz="0"/>
+            </w:tcBorders>
+            <w:shd w:fill="FAFBFD" w:val="clear"/>
+            <w:tcMar>
+              <w:top w:type="dxa" w:w="105"/>
+              <w:left w:type="dxa" w:w="158"/>
+              <w:bottom w:type="dxa" w:w="105"/>
+              <w:right w:type="dxa" w:w="158"/>
+            </w:tcMar>
+            <w:vAlign w:val="top"/>
+          </w:tcPr>
+          <w:p>
+            <w:pPr>
+              <w:pStyle w:val="CudocTableCell"/>
+              <w:overflowPunct/>
+              <w:autoSpaceDN/>
+            </w:pPr>
+            <w:r>
+              <w:t xml:space="preserve">503</w:t>
+            </w:r>
+          </w:p>
+        </w:tc>
+        <w:tc>
+          <w:tcPr>
+            <w:tcW w:type="dxa" w:w="3840"/>
+            <w:gridSpan w:val="1"/>
+            <w:tcBorders>
+              <w:top w:val="none" w:color="auto" w:sz="0"/>
+              <w:left w:val="none" w:color="auto" w:sz="0"/>
+              <w:bottom w:val="single" w:color="EEF2F7" w:sz="4"/>
+              <w:right w:val="none" w:color="auto" w:sz="0"/>
+            </w:tcBorders>
+            <w:shd w:fill="FAFBFD" w:val="clear"/>
+            <w:tcMar>
+              <w:top w:type="dxa" w:w="105"/>
+              <w:left w:type="dxa" w:w="158"/>
+              <w:bottom w:type="dxa" w:w="105"/>
+              <w:right w:type="dxa" w:w="158"/>
+            </w:tcMar>
+            <w:vAlign w:val="top"/>
+          </w:tcPr>
+          <w:p>
+            <w:pPr>
+              <w:pStyle w:val="CudocTableCell"/>
+              <w:overflowPunct/>
+              <w:autoSpaceDN/>
+            </w:pPr>
+            <w:r>
+              <w:t xml:space="preserve">The station has not reported in time.</w:t>
+            </w:r>
+          </w:p>
+        </w:tc>
+        <w:tc>
+          <w:tcPr>
+            <w:tcW w:type="dxa" w:w="1932"/>
+            <w:gridSpan w:val="1"/>
+            <w:tcBorders>
+              <w:top w:val="none" w:color="auto" w:sz="0"/>
+              <w:left w:val="none" w:color="auto" w:sz="0"/>
+              <w:bottom w:val="single" w:color="EEF2F7" w:sz="4"/>
+              <w:right w:val="none" w:color="auto" w:sz="0"/>
+            </w:tcBorders>
+            <w:shd w:fill="FAFBFD" w:val="clear"/>
+            <w:tcMar>
+              <w:top w:type="dxa" w:w="105"/>
+              <w:left w:type="dxa" w:w="158"/>
+              <w:bottom w:type="dxa" w:w="105"/>
+              <w:right w:type="dxa" w:w="158"/>
+            </w:tcMar>
+            <w:vAlign w:val="top"/>
+          </w:tcPr>
+          <w:p>
+            <w:pPr>
+              <w:pStyle w:val="CudocTableCell"/>
+              <w:overflowPunct/>
+              <w:autoSpaceDN/>
+            </w:pPr>
+            <w:r>
+              <w:t xml:space="preserve">With backoff</w:t>
+            </w:r>
+          </w:p>
+        </w:tc>
+      </w:tr>
+      <w:tr>
+        <w:trPr>
+          <w:cantSplit/>
+          <w:tblHeader w:val="false"/>
+        </w:trPr>
+        <w:tc>
+          <w:tcPr>
+            <w:tcW w:type="dxa" w:w="1932"/>
+            <w:gridSpan w:val="1"/>
+            <w:tcBorders>
+              <w:top w:val="none" w:color="auto" w:sz="0"/>
+              <w:left w:val="none" w:color="auto" w:sz="0"/>
               <w:bottom w:val="none" w:color="auto" w:sz="0"/>
               <w:right w:val="none" w:color="auto" w:sz="0"/>
             </w:tcBorders>
@@ -760,6 +2552,38 @@
               <w:autoSpaceDN/>
             </w:pPr>
             <w:r>
+              <w:rPr>
+                <w:rStyle w:val="CudocCode"/>
+              </w:rPr>
+              <w:t xml:space="preserve">maintenance</w:t>
+            </w:r>
+          </w:p>
+        </w:tc>
+        <w:tc>
+          <w:tcPr>
+            <w:tcW w:type="dxa" w:w="1932"/>
+            <w:gridSpan w:val="1"/>
+            <w:tcBorders>
+              <w:top w:val="none" w:color="auto" w:sz="0"/>
+              <w:left w:val="none" w:color="auto" w:sz="0"/>
+              <w:bottom w:val="none" w:color="auto" w:sz="0"/>
+              <w:right w:val="none" w:color="auto" w:sz="0"/>
+            </w:tcBorders>
+            <w:tcMar>
+              <w:top w:type="dxa" w:w="105"/>
+              <w:left w:type="dxa" w:w="158"/>
+              <w:bottom w:type="dxa" w:w="105"/>
+              <w:right w:type="dxa" w:w="158"/>
+            </w:tcMar>
+            <w:vAlign w:val="top"/>
+          </w:tcPr>
+          <w:p>
+            <w:pPr>
+              <w:pStyle w:val="CudocTableCell"/>
+              <w:overflowPunct/>
+              <w:autoSpaceDN/>
+            </w:pPr>
+            <w:r>
               <w:t xml:space="preserve">503</w:t>
             </w:r>
           </w:p>
@@ -789,7 +2613,7 @@
               <w:autoSpaceDN/>
             </w:pPr>
             <w:r>
-              <w:t xml:space="preserve">The station has not reported in time.</w:t>
+              <w:t xml:space="preserve">The API is being upgraded; announced in the release notes.</w:t>
             </w:r>
           </w:p>
         </w:tc>
@@ -818,7 +2642,13 @@
               <w:autoSpaceDN/>
             </w:pPr>
             <w:r>
-              <w:t xml:space="preserve">With backoff</w:t>
+              <w:t xml:space="preserve">After </w:t>
+            </w:r>
+            <w:r>
+              <w:rPr>
+                <w:rStyle w:val="CudocCode"/>
+              </w:rPr>
+              <w:t xml:space="preserve">Retry-After</w:t>
             </w:r>
           </w:p>
         </w:tc>
@@ -856,24 +2686,814 @@
         <w:t xml:space="preserve">rate_limited</w:t>
       </w:r>
       <w:r>
+        <w:t xml:space="preserve">, </w:t>
+      </w:r>
+      <w:r>
+        <w:rPr>
+          <w:rStyle w:val="CudocCode"/>
+        </w:rPr>
+        <w:t xml:space="preserve">upstream_delayed</w:t>
+      </w:r>
+      <w:r>
         <w:t xml:space="preserve"> and </w:t>
       </w:r>
       <w:r>
         <w:rPr>
           <w:rStyle w:val="CudocCode"/>
         </w:rPr>
-        <w:t xml:space="preserve">upstream_delayed</w:t>
+        <w:t xml:space="preserve">maintenance</w:t>
       </w:r>
       <w:r>
         <w:t xml:space="preserve"> is in </w:t>
       </w:r>
-      <w:hyperlink w:history="1" r:id="rId4lrn5utm_xqjnjlcuwb2v">
+      <w:hyperlink w:history="1" r:id="rIddgiwfqy9f0xko7pzaypyd">
         <w:r>
           <w:t xml:space="preserve">Rate limits</w:t>
         </w:r>
       </w:hyperlink>
       <w:r>
+        <w:t xml:space="preserve">. No </w:t>
+      </w:r>
+      <w:r>
+        <w:rPr>
+          <w:rStyle w:val="CudocCode"/>
+        </w:rPr>
+        <w:t xml:space="preserve">4xx</w:t>
+      </w:r>
+      <w:r>
+        <w:t xml:space="preserve"> other than </w:t>
+      </w:r>
+      <w:r>
+        <w:rPr>
+          <w:rStyle w:val="CudocCode"/>
+        </w:rPr>
+        <w:t xml:space="preserve">429</w:t>
+      </w:r>
+      <w:r>
+        <w:t xml:space="preserve"> is worth retrying without changing the request.</w:t>
+      </w:r>
+    </w:p>
+    <w:p>
+      <w:pPr>
+        <w:pStyle w:val="Heading2"/>
+        <w:overflowPunct/>
+        <w:autoSpaceDN/>
+      </w:pPr>
+      <w:bookmarkStart w:name="cudocEmjVSA3jrz47UMaaXllV7hkn9r" w:id="4"/>
+      <w:r>
+        <w:t xml:space="preserve">Request errors</w:t>
+      </w:r>
+      <w:bookmarkEnd w:id="4"/>
+    </w:p>
+    <w:p>
+      <w:pPr>
+        <w:pStyle w:val="CudocBody"/>
+        <w:overflowPunct/>
+        <w:autoSpaceDN/>
+      </w:pPr>
+      <w:r>
+        <w:t xml:space="preserve">A </w:t>
+      </w:r>
+      <w:r>
+        <w:rPr>
+          <w:rStyle w:val="CudocCode"/>
+        </w:rPr>
+        <w:t xml:space="preserve">400</w:t>
+      </w:r>
+      <w:r>
+        <w:t xml:space="preserve"> describes a request that can be corrected before it is sent again. The </w:t>
+      </w:r>
+      <w:r>
+        <w:rPr>
+          <w:rStyle w:val="CudocCode"/>
+        </w:rPr>
+        <w:t xml:space="preserve">details</w:t>
+      </w:r>
+      <w:r>
+        <w:t xml:space="preserve"> object names the parameter and repeats the value the server saw, so nothing has to be parsed out of the message. Validate ranges before sending: </w:t>
+      </w:r>
+      <w:r>
+        <w:rPr>
+          <w:rStyle w:val="CudocCode"/>
+        </w:rPr>
+        <w:t xml:space="preserve">hours</w:t>
+      </w:r>
+      <w:r>
+        <w:t xml:space="preserve"> is 1 to 48, </w:t>
+      </w:r>
+      <w:r>
+        <w:rPr>
+          <w:rStyle w:val="CudocCode"/>
+        </w:rPr>
+        <w:t xml:space="preserve">days</w:t>
+      </w:r>
+      <w:r>
+        <w:t xml:space="preserve"> 1 to 7, </w:t>
+      </w:r>
+      <w:r>
+        <w:rPr>
+          <w:rStyle w:val="CudocCode"/>
+        </w:rPr>
+        <w:t xml:space="preserve">limit</w:t>
+      </w:r>
+      <w:r>
+        <w:t xml:space="preserve"> 1 to 1,000 for history and 1 to 200 for the directory, and </w:t>
+      </w:r>
+      <w:r>
+        <w:rPr>
+          <w:rStyle w:val="CudocCode"/>
+        </w:rPr>
+        <w:t xml:space="preserve">step</w:t>
+      </w:r>
+      <w:r>
+        <w:t xml:space="preserve"> is one of </w:t>
+      </w:r>
+      <w:r>
+        <w:rPr>
+          <w:rStyle w:val="CudocCode"/>
+        </w:rPr>
+        <w:t xml:space="preserve">10m</w:t>
+      </w:r>
+      <w:r>
+        <w:t xml:space="preserve">, </w:t>
+      </w:r>
+      <w:r>
+        <w:rPr>
+          <w:rStyle w:val="CudocCode"/>
+        </w:rPr>
+        <w:t xml:space="preserve">1h</w:t>
+      </w:r>
+      <w:r>
+        <w:t xml:space="preserve"> and </w:t>
+      </w:r>
+      <w:r>
+        <w:rPr>
+          <w:rStyle w:val="CudocCode"/>
+        </w:rPr>
+        <w:t xml:space="preserve">1d</w:t>
+      </w:r>
+      <w:r>
         <w:t xml:space="preserve">.</w:t>
+      </w:r>
+    </w:p>
+    <w:p>
+      <w:pPr>
+        <w:pStyle w:val="CudocBody"/>
+        <w:overflowPunct/>
+        <w:autoSpaceDN/>
+      </w:pPr>
+      <w:r>
+        <w:rPr>
+          <w:rStyle w:val="CudocCode"/>
+        </w:rPr>
+        <w:t xml:space="preserve">range_too_wide</w:t>
+      </w:r>
+      <w:r>
+        <w:t xml:space="preserve"> is the one </w:t>
+      </w:r>
+      <w:r>
+        <w:rPr>
+          <w:rStyle w:val="CudocCode"/>
+        </w:rPr>
+        <w:t xml:space="preserve">400</w:t>
+      </w:r>
+      <w:r>
+        <w:t xml:space="preserve"> that depends on the plan. It is returned when </w:t>
+      </w:r>
+      <w:r>
+        <w:rPr>
+          <w:rStyle w:val="CudocCode"/>
+        </w:rPr>
+        <w:t xml:space="preserve">from</w:t>
+      </w:r>
+      <w:r>
+        <w:t xml:space="preserve"> is earlier than the plan's history retention allows, and when a range at the </w:t>
+      </w:r>
+      <w:r>
+        <w:rPr>
+          <w:rStyle w:val="CudocCode"/>
+        </w:rPr>
+        <w:t xml:space="preserve">10m</w:t>
+      </w:r>
+      <w:r>
+        <w:t xml:space="preserve"> step spans more than 31 days. The </w:t>
+      </w:r>
+      <w:r>
+        <w:rPr>
+          <w:rStyle w:val="CudocCode"/>
+        </w:rPr>
+        <w:t xml:space="preserve">details</w:t>
+      </w:r>
+      <w:r>
+        <w:t xml:space="preserve"> object carries </w:t>
+      </w:r>
+      <w:r>
+        <w:rPr>
+          <w:rStyle w:val="CudocCode"/>
+        </w:rPr>
+        <w:t xml:space="preserve">earliest</w:t>
+      </w:r>
+      <w:r>
+        <w:t xml:space="preserve">, the first instant the plan can serve, so a client can clamp its range and retry once.</w:t>
+      </w:r>
+    </w:p>
+    <w:p>
+      <w:pPr>
+        <w:pStyle w:val="Heading2"/>
+        <w:overflowPunct/>
+        <w:autoSpaceDN/>
+      </w:pPr>
+      <w:bookmarkStart w:name="cudocli4WayGhcxHpMBhKz1MaYBy5Ue" w:id="5"/>
+      <w:r>
+        <w:t xml:space="preserve">Authorization errors</w:t>
+      </w:r>
+      <w:bookmarkEnd w:id="5"/>
+    </w:p>
+    <w:p>
+      <w:pPr>
+        <w:pStyle w:val="CudocBody"/>
+        <w:overflowPunct/>
+        <w:autoSpaceDN/>
+      </w:pPr>
+      <w:r>
+        <w:t xml:space="preserve">A </w:t>
+      </w:r>
+      <w:r>
+        <w:rPr>
+          <w:rStyle w:val="CudocCode"/>
+        </w:rPr>
+        <w:t xml:space="preserve">401</w:t>
+      </w:r>
+      <w:r>
+        <w:t xml:space="preserve"> means the key itself was not accepted. </w:t>
+      </w:r>
+      <w:r>
+        <w:rPr>
+          <w:rStyle w:val="CudocCode"/>
+        </w:rPr>
+        <w:t xml:space="preserve">key_invalid</w:t>
+      </w:r>
+      <w:r>
+        <w:t xml:space="preserve"> is almost always a formatting problem: a missing </w:t>
+      </w:r>
+      <w:r>
+        <w:rPr>
+          <w:rStyle w:val="CudocCode"/>
+        </w:rPr>
+        <w:t xml:space="preserve">Bearer</w:t>
+      </w:r>
+      <w:r>
+        <w:t xml:space="preserve"> prefix, a key pasted with a trailing newline from a secrets file, or a test key sent to a live station. </w:t>
+      </w:r>
+      <w:r>
+        <w:rPr>
+          <w:rStyle w:val="CudocCode"/>
+        </w:rPr>
+        <w:t xml:space="preserve">key_revoked</w:t>
+      </w:r>
+      <w:r>
+        <w:t xml:space="preserve"> follows a rotation or a revocation and is permanent for that key; deploy the new key everywhere before revoking the old one.</w:t>
+      </w:r>
+    </w:p>
+    <w:p>
+      <w:pPr>
+        <w:pStyle w:val="CudocBody"/>
+        <w:overflowPunct/>
+        <w:autoSpaceDN/>
+      </w:pPr>
+      <w:r>
+        <w:t xml:space="preserve">A </w:t>
+      </w:r>
+      <w:r>
+        <w:rPr>
+          <w:rStyle w:val="CudocCode"/>
+        </w:rPr>
+        <w:t xml:space="preserve">403</w:t>
+      </w:r>
+      <w:r>
+        <w:t xml:space="preserve"> means the key is fine but the request is not. </w:t>
+      </w:r>
+      <w:r>
+        <w:rPr>
+          <w:rStyle w:val="CudocCode"/>
+        </w:rPr>
+        <w:t xml:space="preserve">key_scope</w:t>
+      </w:r>
+      <w:r>
+        <w:t xml:space="preserve"> says the station is not in the key's project; add it in the console rather than creating a second project. </w:t>
+      </w:r>
+      <w:r>
+        <w:rPr>
+          <w:rStyle w:val="CudocCode"/>
+        </w:rPr>
+        <w:t xml:space="preserve">plan_required</w:t>
+      </w:r>
+      <w:r>
+        <w:t xml:space="preserve"> says the endpoint or the horizon is not in the plan, and its </w:t>
+      </w:r>
+      <w:r>
+        <w:rPr>
+          <w:rStyle w:val="CudocCode"/>
+        </w:rPr>
+        <w:t xml:space="preserve">details.plan</w:t>
+      </w:r>
+      <w:r>
+        <w:t xml:space="preserve"> names the lowest plan that allows it.</w:t>
+      </w:r>
+    </w:p>
+    <w:p>
+      <w:pPr>
+        <w:pStyle w:val="Heading2"/>
+        <w:overflowPunct/>
+        <w:autoSpaceDN/>
+      </w:pPr>
+      <w:bookmarkStart w:name="cudocv9nPaDsEgv1QaEt7O2vKfomk3M" w:id="6"/>
+      <w:r>
+        <w:t xml:space="preserve">Availability errors</w:t>
+      </w:r>
+      <w:bookmarkEnd w:id="6"/>
+    </w:p>
+    <w:p>
+      <w:pPr>
+        <w:pStyle w:val="CudocBody"/>
+        <w:overflowPunct/>
+        <w:autoSpaceDN/>
+      </w:pPr>
+      <w:r>
+        <w:t xml:space="preserve">A </w:t>
+      </w:r>
+      <w:r>
+        <w:rPr>
+          <w:rStyle w:val="CudocCode"/>
+        </w:rPr>
+        <w:t xml:space="preserve">503</w:t>
+      </w:r>
+      <w:r>
+        <w:t xml:space="preserve"> is temporary by definition. </w:t>
+      </w:r>
+      <w:r>
+        <w:rPr>
+          <w:rStyle w:val="CudocCode"/>
+        </w:rPr>
+        <w:t xml:space="preserve">upstream_delayed</w:t>
+      </w:r>
+      <w:r>
+        <w:t xml:space="preserve"> means the station has been silent for more than six hours; the station directory shows the same in </w:t>
+      </w:r>
+      <w:r>
+        <w:rPr>
+          <w:rStyle w:val="CudocCode"/>
+        </w:rPr>
+        <w:t xml:space="preserve">lastObservedAt</w:t>
+      </w:r>
+      <w:r>
+        <w:t xml:space="preserve">, and the station usually returns within a day. </w:t>
+      </w:r>
+      <w:r>
+        <w:rPr>
+          <w:rStyle w:val="CudocCode"/>
+        </w:rPr>
+        <w:t xml:space="preserve">maintenance</w:t>
+      </w:r>
+      <w:r>
+        <w:t xml:space="preserve"> is rare and announced in the </w:t>
+      </w:r>
+      <w:hyperlink w:history="1" r:id="rIdng1dd1eiqkwdiebjrus5m">
+        <w:r>
+          <w:t xml:space="preserve">release notes</w:t>
+        </w:r>
+      </w:hyperlink>
+      <w:r>
+        <w:t xml:space="preserve"> beforehand, and it always carries </w:t>
+      </w:r>
+      <w:r>
+        <w:rPr>
+          <w:rStyle w:val="CudocCode"/>
+        </w:rPr>
+        <w:t xml:space="preserve">Retry-After</w:t>
+      </w:r>
+      <w:r>
+        <w:t xml:space="preserve">.</w:t>
+      </w:r>
+    </w:p>
+    <w:p>
+      <w:pPr>
+        <w:pStyle w:val="CudocBody"/>
+        <w:overflowPunct/>
+        <w:autoSpaceDN/>
+      </w:pPr>
+      <w:r>
+        <w:t xml:space="preserve">A client that sorts codes into three groups covers every case:</w:t>
+      </w:r>
+    </w:p>
+    <w:p>
+      <w:pPr>
+        <w:pStyle w:val="CudocCodeBlock"/>
+        <w:overflowPunct/>
+        <w:spacing w:after="0" w:before="210"/>
+        <w:autoSpaceDN/>
+      </w:pPr>
+      <w:r>
+        <w:rPr>
+          <w:rStyle w:val="CudocCodeKeyword"/>
+        </w:rPr>
+        <w:t xml:space="preserve">switch</w:t>
+      </w:r>
+      <w:r>
+        <w:t xml:space="preserve"> (body.</w:t>
+      </w:r>
+      <w:r>
+        <w:t xml:space="preserve">error</w:t>
+      </w:r>
+      <w:r>
+        <w:t xml:space="preserve">?.</w:t>
+      </w:r>
+      <w:r>
+        <w:t xml:space="preserve">code</w:t>
+      </w:r>
+      <w:r>
+        <w:t xml:space="preserve">) {</w:t>
+      </w:r>
+    </w:p>
+    <w:p>
+      <w:pPr>
+        <w:pStyle w:val="CudocCodeBlock"/>
+        <w:overflowPunct/>
+        <w:spacing w:after="0" w:before="0"/>
+        <w:autoSpaceDN/>
+      </w:pPr>
+      <w:r>
+        <w:t xml:space="preserve">  </w:t>
+      </w:r>
+      <w:r>
+        <w:rPr>
+          <w:rStyle w:val="CudocCodeKeyword"/>
+        </w:rPr>
+        <w:t xml:space="preserve">case</w:t>
+      </w:r>
+      <w:r>
+        <w:t xml:space="preserve"> </w:t>
+      </w:r>
+      <w:r>
+        <w:rPr>
+          <w:rStyle w:val="CudocCodeString"/>
+        </w:rPr>
+        <w:t xml:space="preserve">"rate_limited"</w:t>
+      </w:r>
+      <w:r>
+        <w:t xml:space="preserve">:</w:t>
+      </w:r>
+    </w:p>
+    <w:p>
+      <w:pPr>
+        <w:pStyle w:val="CudocCodeBlock"/>
+        <w:overflowPunct/>
+        <w:spacing w:after="0" w:before="0"/>
+        <w:autoSpaceDN/>
+      </w:pPr>
+      <w:r>
+        <w:t xml:space="preserve">  </w:t>
+      </w:r>
+      <w:r>
+        <w:rPr>
+          <w:rStyle w:val="CudocCodeKeyword"/>
+        </w:rPr>
+        <w:t xml:space="preserve">case</w:t>
+      </w:r>
+      <w:r>
+        <w:t xml:space="preserve"> </w:t>
+      </w:r>
+      <w:r>
+        <w:rPr>
+          <w:rStyle w:val="CudocCodeString"/>
+        </w:rPr>
+        <w:t xml:space="preserve">"upstream_delayed"</w:t>
+      </w:r>
+      <w:r>
+        <w:t xml:space="preserve">:</w:t>
+      </w:r>
+    </w:p>
+    <w:p>
+      <w:pPr>
+        <w:pStyle w:val="CudocCodeBlock"/>
+        <w:overflowPunct/>
+        <w:spacing w:after="0" w:before="0"/>
+        <w:autoSpaceDN/>
+      </w:pPr>
+      <w:r>
+        <w:t xml:space="preserve">  </w:t>
+      </w:r>
+      <w:r>
+        <w:rPr>
+          <w:rStyle w:val="CudocCodeKeyword"/>
+        </w:rPr>
+        <w:t xml:space="preserve">case</w:t>
+      </w:r>
+      <w:r>
+        <w:t xml:space="preserve"> </w:t>
+      </w:r>
+      <w:r>
+        <w:rPr>
+          <w:rStyle w:val="CudocCodeString"/>
+        </w:rPr>
+        <w:t xml:space="preserve">"maintenance"</w:t>
+      </w:r>
+      <w:r>
+        <w:t xml:space="preserve">:</w:t>
+      </w:r>
+    </w:p>
+    <w:p>
+      <w:pPr>
+        <w:pStyle w:val="CudocCodeBlock"/>
+        <w:overflowPunct/>
+        <w:spacing w:after="0" w:before="0"/>
+        <w:autoSpaceDN/>
+      </w:pPr>
+      <w:r>
+        <w:t xml:space="preserve">    </w:t>
+      </w:r>
+      <w:r>
+        <w:rPr>
+          <w:rStyle w:val="CudocCodeKeyword"/>
+        </w:rPr>
+        <w:t xml:space="preserve">return</w:t>
+      </w:r>
+      <w:r>
+        <w:t xml:space="preserve"> </w:t>
+      </w:r>
+      <w:r>
+        <w:rPr>
+          <w:rStyle w:val="CudocCodeNumber"/>
+        </w:rPr>
+        <w:t xml:space="preserve">retryLater</w:t>
+      </w:r>
+      <w:r>
+        <w:t xml:space="preserve">(response)</w:t>
+      </w:r>
+    </w:p>
+    <w:p>
+      <w:pPr>
+        <w:pStyle w:val="CudocCodeBlock"/>
+        <w:overflowPunct/>
+        <w:spacing w:after="0" w:before="0"/>
+        <w:autoSpaceDN/>
+      </w:pPr>
+      <w:r>
+        <w:t xml:space="preserve">  </w:t>
+      </w:r>
+      <w:r>
+        <w:rPr>
+          <w:rStyle w:val="CudocCodeKeyword"/>
+        </w:rPr>
+        <w:t xml:space="preserve">case</w:t>
+      </w:r>
+      <w:r>
+        <w:t xml:space="preserve"> </w:t>
+      </w:r>
+      <w:r>
+        <w:rPr>
+          <w:rStyle w:val="CudocCodeString"/>
+        </w:rPr>
+        <w:t xml:space="preserve">"station_retired"</w:t>
+      </w:r>
+      <w:r>
+        <w:t xml:space="preserve">:</w:t>
+      </w:r>
+    </w:p>
+    <w:p>
+      <w:pPr>
+        <w:pStyle w:val="CudocCodeBlock"/>
+        <w:overflowPunct/>
+        <w:spacing w:after="0" w:before="0"/>
+        <w:autoSpaceDN/>
+      </w:pPr>
+      <w:r>
+        <w:t xml:space="preserve">    </w:t>
+      </w:r>
+      <w:r>
+        <w:rPr>
+          <w:rStyle w:val="CudocCodeKeyword"/>
+        </w:rPr>
+        <w:t xml:space="preserve">return</w:t>
+      </w:r>
+      <w:r>
+        <w:t xml:space="preserve"> </w:t>
+      </w:r>
+      <w:r>
+        <w:rPr>
+          <w:rStyle w:val="CudocCodeNumber"/>
+        </w:rPr>
+        <w:t xml:space="preserve">removeStation</w:t>
+      </w:r>
+      <w:r>
+        <w:t xml:space="preserve">(station)</w:t>
+      </w:r>
+    </w:p>
+    <w:p>
+      <w:pPr>
+        <w:pStyle w:val="CudocCodeBlock"/>
+        <w:overflowPunct/>
+        <w:spacing w:after="0" w:before="0"/>
+        <w:autoSpaceDN/>
+      </w:pPr>
+      <w:r>
+        <w:t xml:space="preserve">  </w:t>
+      </w:r>
+      <w:r>
+        <w:rPr>
+          <w:rStyle w:val="CudocCodeKeyword"/>
+        </w:rPr>
+        <w:t xml:space="preserve">case</w:t>
+      </w:r>
+      <w:r>
+        <w:t xml:space="preserve"> </w:t>
+      </w:r>
+      <w:r>
+        <w:rPr>
+          <w:rStyle w:val="CudocCodeString"/>
+        </w:rPr>
+        <w:t xml:space="preserve">"key_revoked"</w:t>
+      </w:r>
+      <w:r>
+        <w:t xml:space="preserve">:</w:t>
+      </w:r>
+    </w:p>
+    <w:p>
+      <w:pPr>
+        <w:pStyle w:val="CudocCodeBlock"/>
+        <w:overflowPunct/>
+        <w:spacing w:after="0" w:before="0"/>
+        <w:autoSpaceDN/>
+      </w:pPr>
+      <w:r>
+        <w:t xml:space="preserve">    </w:t>
+      </w:r>
+      <w:r>
+        <w:rPr>
+          <w:rStyle w:val="CudocCodeKeyword"/>
+        </w:rPr>
+        <w:t xml:space="preserve">return</w:t>
+      </w:r>
+      <w:r>
+        <w:t xml:space="preserve"> </w:t>
+      </w:r>
+      <w:r>
+        <w:rPr>
+          <w:rStyle w:val="CudocCodeNumber"/>
+        </w:rPr>
+        <w:t xml:space="preserve">alertOperators</w:t>
+      </w:r>
+      <w:r>
+        <w:t xml:space="preserve">(</w:t>
+      </w:r>
+      <w:r>
+        <w:rPr>
+          <w:rStyle w:val="CudocCodeString"/>
+        </w:rPr>
+        <w:t xml:space="preserve">"Northlight key revoked"</w:t>
+      </w:r>
+      <w:r>
+        <w:t xml:space="preserve">)</w:t>
+      </w:r>
+    </w:p>
+    <w:p>
+      <w:pPr>
+        <w:pStyle w:val="CudocCodeBlock"/>
+        <w:overflowPunct/>
+        <w:spacing w:after="0" w:before="0"/>
+        <w:autoSpaceDN/>
+      </w:pPr>
+      <w:r>
+        <w:t xml:space="preserve">  </w:t>
+      </w:r>
+      <w:r>
+        <w:rPr>
+          <w:rStyle w:val="CudocCodeString"/>
+        </w:rPr>
+        <w:t xml:space="preserve">default</w:t>
+      </w:r>
+      <w:r>
+        <w:t xml:space="preserve">:</w:t>
+      </w:r>
+    </w:p>
+    <w:p>
+      <w:pPr>
+        <w:pStyle w:val="CudocCodeBlock"/>
+        <w:overflowPunct/>
+        <w:spacing w:after="0" w:before="0"/>
+        <w:autoSpaceDN/>
+      </w:pPr>
+      <w:r>
+        <w:t xml:space="preserve">    </w:t>
+      </w:r>
+      <w:r>
+        <w:rPr>
+          <w:rStyle w:val="CudocCodeKeyword"/>
+        </w:rPr>
+        <w:t xml:space="preserve">throw</w:t>
+      </w:r>
+      <w:r>
+        <w:t xml:space="preserve"> </w:t>
+      </w:r>
+      <w:r>
+        <w:rPr>
+          <w:rStyle w:val="CudocCodeKeyword"/>
+        </w:rPr>
+        <w:t xml:space="preserve">new</w:t>
+      </w:r>
+      <w:r>
+        <w:t xml:space="preserve"> </w:t>
+      </w:r>
+      <w:r>
+        <w:rPr>
+          <w:rStyle w:val="CudocCodeNumber"/>
+        </w:rPr>
+        <w:t xml:space="preserve">Error</w:t>
+      </w:r>
+      <w:r>
+        <w:t xml:space="preserve">(</w:t>
+      </w:r>
+      <w:r>
+        <w:rPr>
+          <w:rStyle w:val="CudocCodeString"/>
+        </w:rPr>
+        <w:t xml:space="preserve">`</w:t>
+      </w:r>
+      <w:r>
+        <w:rPr>
+          <w:rStyle w:val="CudocCodeString"/>
+        </w:rPr>
+        <w:t xml:space="preserve">${body.error.code}</w:t>
+      </w:r>
+      <w:r>
+        <w:rPr>
+          <w:rStyle w:val="CudocCodeString"/>
+        </w:rPr>
+        <w:t xml:space="preserve">: </w:t>
+      </w:r>
+      <w:r>
+        <w:rPr>
+          <w:rStyle w:val="CudocCodeString"/>
+        </w:rPr>
+        <w:t xml:space="preserve">${body.error.message}</w:t>
+      </w:r>
+      <w:r>
+        <w:rPr>
+          <w:rStyle w:val="CudocCodeString"/>
+        </w:rPr>
+        <w:t xml:space="preserve">`</w:t>
+      </w:r>
+      <w:r>
+        <w:t xml:space="preserve">)</w:t>
+      </w:r>
+    </w:p>
+    <w:p>
+      <w:pPr>
+        <w:pStyle w:val="CudocCodeBlock"/>
+        <w:overflowPunct/>
+        <w:spacing w:after="210" w:before="0"/>
+        <w:autoSpaceDN/>
+      </w:pPr>
+      <w:r>
+        <w:t xml:space="preserve">}</w:t>
+      </w:r>
+    </w:p>
+    <w:p>
+      <w:pPr>
+        <w:pStyle w:val="CudocCalloutTipTitle"/>
+        <w:overflowPunct/>
+        <w:autoSpaceDN/>
+      </w:pPr>
+      <w:r>
+        <w:t xml:space="preserve">Exercise every branch</w:t>
+      </w:r>
+    </w:p>
+    <w:p>
+      <w:pPr>
+        <w:pStyle w:val="CudocCalloutTip"/>
+        <w:overflowPunct/>
+        <w:autoSpaceDN/>
+      </w:pPr>
+      <w:r>
+        <w:t xml:space="preserve">The synthetic station </w:t>
+      </w:r>
+      <w:r>
+        <w:rPr>
+          <w:rStyle w:val="CudocCode"/>
+        </w:rPr>
+        <w:t xml:space="preserve">TEST-01</w:t>
+      </w:r>
+      <w:r>
+        <w:t xml:space="preserve"> accepts a </w:t>
+      </w:r>
+      <w:r>
+        <w:rPr>
+          <w:rStyle w:val="CudocCode"/>
+        </w:rPr>
+        <w:t xml:space="preserve">simulate</w:t>
+      </w:r>
+      <w:r>
+        <w:t xml:space="preserve"> parameter naming any code in the table, so every branch of your error handling can be tested without waiting for the real thing.</w:t>
       </w:r>
     </w:p>
     <w:sectPr>

--- a/examples/export/showcase-output/reference/errors.docx
+++ b/examples/export/showcase-output/reference/errors.docx
@@ -2706,7 +2706,7 @@
       <w:r>
         <w:t xml:space="preserve"> is in </w:t>
       </w:r>
-      <w:hyperlink w:history="1" r:id="rIddgiwfqy9f0xko7pzaypyd">
+      <w:hyperlink w:history="1" r:id="rIdm8veqzkbxdj7f73-rlnjp">
         <w:r>
           <w:t xml:space="preserve">Rate limits</w:t>
         </w:r>
@@ -3058,7 +3058,7 @@
       <w:r>
         <w:t xml:space="preserve"> is rare and announced in the </w:t>
       </w:r>
-      <w:hyperlink w:history="1" r:id="rIdng1dd1eiqkwdiebjrus5m">
+      <w:hyperlink w:history="1" r:id="rIdcy8yei1a7jdtsjkk5ds4w">
         <w:r>
           <w:t xml:space="preserve">release notes</w:t>
         </w:r>

--- a/examples/export/showcase-output/reference/errors.docx
+++ b/examples/export/showcase-output/reference/errors.docx
@@ -2706,7 +2706,7 @@
       <w:r>
         <w:t xml:space="preserve"> is in </w:t>
       </w:r>
-      <w:hyperlink w:history="1" r:id="rIdm8veqzkbxdj7f73-rlnjp">
+      <w:hyperlink w:history="1" r:id="rIdfjshnjhachyhqwqdf9nab">
         <w:r>
           <w:t xml:space="preserve">Rate limits</w:t>
         </w:r>
@@ -3058,7 +3058,7 @@
       <w:r>
         <w:t xml:space="preserve"> is rare and announced in the </w:t>
       </w:r>
-      <w:hyperlink w:history="1" r:id="rIdcy8yei1a7jdtsjkk5ds4w">
+      <w:hyperlink w:history="1" r:id="rIdrz7wfbdouhmebgeex08jn">
         <w:r>
           <w:t xml:space="preserve">release notes</w:t>
         </w:r>

--- a/examples/export/showcase-output/reference/errors.docx
+++ b/examples/export/showcase-output/reference/errors.docx
@@ -2706,7 +2706,7 @@
       <w:r>
         <w:t xml:space="preserve"> is in </w:t>
       </w:r>
-      <w:hyperlink w:history="1" r:id="rIdfjshnjhachyhqwqdf9nab">
+      <w:hyperlink w:history="1" r:id="rIdrvsplmcbbihf8vghyzxfl">
         <w:r>
           <w:t xml:space="preserve">Rate limits</w:t>
         </w:r>
@@ -3058,7 +3058,7 @@
       <w:r>
         <w:t xml:space="preserve"> is rare and announced in the </w:t>
       </w:r>
-      <w:hyperlink w:history="1" r:id="rIdrz7wfbdouhmebgeex08jn">
+      <w:hyperlink w:history="1" r:id="rId5hchgffy0_xckeczdx0b9">
         <w:r>
           <w:t xml:space="preserve">release notes</w:t>
         </w:r>

--- a/examples/export/showcase-output/reference/errors.docx
+++ b/examples/export/showcase-output/reference/errors.docx
@@ -2706,7 +2706,7 @@
       <w:r>
         <w:t xml:space="preserve"> is in </w:t>
       </w:r>
-      <w:hyperlink w:history="1" r:id="rIdrvsplmcbbihf8vghyzxfl">
+      <w:hyperlink w:history="1" r:id="rId7xkdvhyheoigqw-b3fack">
         <w:r>
           <w:t xml:space="preserve">Rate limits</w:t>
         </w:r>
@@ -3058,7 +3058,7 @@
       <w:r>
         <w:t xml:space="preserve"> is rare and announced in the </w:t>
       </w:r>
-      <w:hyperlink w:history="1" r:id="rId5hchgffy0_xckeczdx0b9">
+      <w:hyperlink w:history="1" r:id="rIdjzsymrrrqa7cz-s8yzhto">
         <w:r>
           <w:t xml:space="preserve">release notes</w:t>
         </w:r>

--- a/examples/export/showcase-output/reference/errors.docx
+++ b/examples/export/showcase-output/reference/errors.docx
@@ -2706,7 +2706,7 @@
       <w:r>
         <w:t xml:space="preserve"> is in </w:t>
       </w:r>
-      <w:hyperlink w:history="1" r:id="rId7xkdvhyheoigqw-b3fack">
+      <w:hyperlink w:history="1" r:id="rIdo7lqebwgmcfor3ever1rn">
         <w:r>
           <w:t xml:space="preserve">Rate limits</w:t>
         </w:r>
@@ -3058,7 +3058,7 @@
       <w:r>
         <w:t xml:space="preserve"> is rare and announced in the </w:t>
       </w:r>
-      <w:hyperlink w:history="1" r:id="rIdjzsymrrrqa7cz-s8yzhto">
+      <w:hyperlink w:history="1" r:id="rIdnfqbu5_s95jmd4suju1q3">
         <w:r>
           <w:t xml:space="preserve">release notes</w:t>
         </w:r>
@@ -4499,6 +4499,14 @@
       <w:szCs w:val="18"/>
     </w:rPr>
   </w:style>
+  <w:style w:type="paragraph" w:styleId="CudocCodeHighlighted">
+    <w:name w:val="cudoc Code Highlighted"/>
+    <w:basedOn w:val="CudocCodeBlock"/>
+    <w:next w:val="CudocCodeBlock"/>
+    <w:pPr>
+      <w:shd w:fill="E0F2FE" w:val="clear"/>
+    </w:pPr>
+  </w:style>
   <w:style w:type="paragraph" w:styleId="CudocTableHeader">
     <w:name w:val="cudoc Table Header"/>
     <w:basedOn w:val="Normal"/>
@@ -4546,6 +4554,53 @@
       <w:szCs w:val="17"/>
     </w:rPr>
   </w:style>
+  <w:style w:type="paragraph" w:styleId="CudocCodeTitle">
+    <w:name w:val="cudoc Code Title"/>
+    <w:basedOn w:val="Normal"/>
+    <w:next w:val="CudocCodeBlock"/>
+    <w:pPr>
+      <w:keepNext/>
+      <w:spacing w:after="0" w:before="210"/>
+    </w:pPr>
+    <w:rPr>
+      <w:rFonts w:ascii="Consolas" w:cs="Consolas" w:eastAsia="Malgun Gothic" w:hAnsi="Consolas"/>
+      <w:color w:val="5B6B7F"/>
+      <w:sz w:val="17"/>
+      <w:szCs w:val="17"/>
+    </w:rPr>
+  </w:style>
+  <w:style w:type="paragraph" w:styleId="CudocTabLabel">
+    <w:name w:val="cudoc Tab Label"/>
+    <w:basedOn w:val="Normal"/>
+    <w:next w:val="CudocBody"/>
+    <w:pPr>
+      <w:keepNext/>
+      <w:spacing w:after="210" w:before="210"/>
+    </w:pPr>
+    <w:rPr>
+      <w:rFonts w:ascii="Calibri" w:cs="Calibri" w:eastAsia="Malgun Gothic" w:hAnsi="Calibri"/>
+      <w:b/>
+      <w:bCs/>
+      <w:color w:val="475569"/>
+      <w:sz w:val="18"/>
+      <w:szCs w:val="18"/>
+    </w:rPr>
+  </w:style>
+  <w:style w:type="paragraph" w:styleId="CudocTableNote">
+    <w:name w:val="cudoc Table Note"/>
+    <w:basedOn w:val="Normal"/>
+    <w:next w:val="CudocBody"/>
+    <w:pPr>
+      <w:keepLines/>
+      <w:spacing w:after="210"/>
+    </w:pPr>
+    <w:rPr>
+      <w:rFonts w:ascii="Calibri" w:cs="Calibri" w:eastAsia="Malgun Gothic" w:hAnsi="Calibri"/>
+      <w:color w:val="5B6B7F"/>
+      <w:sz w:val="17"/>
+      <w:szCs w:val="17"/>
+    </w:rPr>
+  </w:style>
   <w:style w:type="paragraph" w:styleId="CudocRule">
     <w:name w:val="cudoc Rule"/>
     <w:basedOn w:val="Normal"/>

--- a/examples/export/showcase-output/reference/errors.docx
+++ b/examples/export/showcase-output/reference/errors.docx
@@ -2706,7 +2706,7 @@
       <w:r>
         <w:t xml:space="preserve"> is in </w:t>
       </w:r>
-      <w:hyperlink w:history="1" r:id="rIdo7lqebwgmcfor3ever1rn">
+      <w:hyperlink w:history="1" r:id="rIdlfodx-mz3rabw4y6i3dp7">
         <w:r>
           <w:t xml:space="preserve">Rate limits</w:t>
         </w:r>
@@ -3058,7 +3058,7 @@
       <w:r>
         <w:t xml:space="preserve"> is rare and announced in the </w:t>
       </w:r>
-      <w:hyperlink w:history="1" r:id="rIdnfqbu5_s95jmd4suju1q3">
+      <w:hyperlink w:history="1" r:id="rIdsugtx3ydluzjne-uptrpi">
         <w:r>
           <w:t xml:space="preserve">release notes</w:t>
         </w:r>
